--- a/manual de implementacion de chairez y alvarado (1).docx
+++ b/manual de implementacion de chairez y alvarado (1).docx
@@ -117,7 +117,7 @@
           <w:noProof/>
           <w:lang w:val="es-ES"/>
         </w:rPr>
-        <w:t>6 de mayo de 2026</w:t>
+        <w:t>7 de mayo de 2026</w:t>
       </w:r>
       <w:r>
         <w:rPr>
@@ -926,11 +926,340 @@
         <w:t xml:space="preserve">, precio, observaciones </w:t>
       </w:r>
     </w:p>
+    <w:p>
+      <w:pPr>
+        <w:pStyle w:val="Prrafodelista"/>
+        <w:numPr>
+          <w:ilvl w:val="0"/>
+          <w:numId w:val="2"/>
+        </w:numPr>
+        <w:jc w:val="left"/>
+        <w:rPr>
+          <w:sz w:val="24"/>
+          <w:szCs w:val="24"/>
+        </w:rPr>
+      </w:pPr>
+      <w:r>
+        <w:rPr>
+          <w:noProof/>
+        </w:rPr>
+        <w:drawing>
+          <wp:inline distT="0" distB="0" distL="0" distR="0" wp14:anchorId="007227AA" wp14:editId="22AEC7B1">
+            <wp:extent cx="2621436" cy="2740025"/>
+            <wp:effectExtent l="0" t="0" r="7620" b="3175"/>
+            <wp:docPr id="1057261234" name="Imagen 1"/>
+            <wp:cNvGraphicFramePr>
+              <a:graphicFrameLocks xmlns:a="http://schemas.openxmlformats.org/drawingml/2006/main" noChangeAspect="1"/>
+            </wp:cNvGraphicFramePr>
+            <a:graphic xmlns:a="http://schemas.openxmlformats.org/drawingml/2006/main">
+              <a:graphicData uri="http://schemas.openxmlformats.org/drawingml/2006/picture">
+                <pic:pic xmlns:pic="http://schemas.openxmlformats.org/drawingml/2006/picture">
+                  <pic:nvPicPr>
+                    <pic:cNvPr id="1057261234" name="Imagen 1"/>
+                    <pic:cNvPicPr>
+                      <a:picLocks noChangeAspect="1"/>
+                    </pic:cNvPicPr>
+                  </pic:nvPicPr>
+                  <pic:blipFill>
+                    <a:blip r:embed="rId10"/>
+                    <a:stretch>
+                      <a:fillRect/>
+                    </a:stretch>
+                  </pic:blipFill>
+                  <pic:spPr>
+                    <a:xfrm>
+                      <a:off x="0" y="0"/>
+                      <a:ext cx="2621592" cy="2740188"/>
+                    </a:xfrm>
+                    <a:prstGeom prst="rect">
+                      <a:avLst/>
+                    </a:prstGeom>
+                  </pic:spPr>
+                </pic:pic>
+              </a:graphicData>
+            </a:graphic>
+          </wp:inline>
+        </w:drawing>
+      </w:r>
+    </w:p>
+    <w:p>
+      <w:pPr>
+        <w:rPr>
+          <w:sz w:val="24"/>
+          <w:szCs w:val="24"/>
+        </w:rPr>
+      </w:pPr>
+      <w:r>
+        <w:rPr>
+          <w:sz w:val="24"/>
+          <w:szCs w:val="24"/>
+        </w:rPr>
+        <w:br w:type="page"/>
+      </w:r>
+    </w:p>
+    <w:p>
+      <w:pPr>
+        <w:jc w:val="left"/>
+        <w:rPr>
+          <w:sz w:val="24"/>
+          <w:szCs w:val="24"/>
+        </w:rPr>
+      </w:pPr>
+      <w:r>
+        <w:rPr>
+          <w:sz w:val="24"/>
+          <w:szCs w:val="24"/>
+        </w:rPr>
+        <w:lastRenderedPageBreak/>
+        <w:t xml:space="preserve">La pantalla </w:t>
+      </w:r>
+      <w:r>
+        <w:rPr>
+          <w:b/>
+          <w:bCs/>
+          <w:sz w:val="24"/>
+          <w:szCs w:val="24"/>
+        </w:rPr>
+        <w:t>Registro de Productos</w:t>
+      </w:r>
+      <w:r>
+        <w:rPr>
+          <w:sz w:val="24"/>
+          <w:szCs w:val="24"/>
+        </w:rPr>
+        <w:t xml:space="preserve"> permite capturar y almacenar la información de los artículos que estarán disponibles dentro del sistema de punto de venta. Su diseño está orientado a facilitar el registro rápido y ordenado de productos.</w:t>
+      </w:r>
+    </w:p>
+    <w:p>
+      <w:pPr>
+        <w:pStyle w:val="Prrafodelista"/>
+        <w:jc w:val="left"/>
+        <w:rPr>
+          <w:sz w:val="24"/>
+          <w:szCs w:val="24"/>
+        </w:rPr>
+      </w:pPr>
+    </w:p>
+    <w:p>
+      <w:pPr>
+        <w:jc w:val="left"/>
+        <w:rPr>
+          <w:sz w:val="24"/>
+          <w:szCs w:val="24"/>
+        </w:rPr>
+      </w:pPr>
+      <w:r>
+        <w:rPr>
+          <w:sz w:val="24"/>
+          <w:szCs w:val="24"/>
+        </w:rPr>
+        <w:t>Al ingresar a esta ventana, el usuario encontrará un formulario con los siguientes campos:</w:t>
+      </w:r>
+    </w:p>
+    <w:p>
+      <w:pPr>
+        <w:pStyle w:val="Prrafodelista"/>
+        <w:rPr>
+          <w:sz w:val="24"/>
+          <w:szCs w:val="24"/>
+        </w:rPr>
+      </w:pPr>
+      <w:r>
+        <w:rPr>
+          <w:b/>
+          <w:bCs/>
+          <w:sz w:val="24"/>
+          <w:szCs w:val="24"/>
+        </w:rPr>
+        <w:t>ID del Producto:</w:t>
+      </w:r>
+    </w:p>
+    <w:p>
+      <w:pPr>
+        <w:pStyle w:val="Prrafodelista"/>
+        <w:jc w:val="left"/>
+        <w:rPr>
+          <w:sz w:val="24"/>
+          <w:szCs w:val="24"/>
+        </w:rPr>
+      </w:pPr>
+      <w:r>
+        <w:rPr>
+          <w:sz w:val="24"/>
+          <w:szCs w:val="24"/>
+        </w:rPr>
+        <w:t xml:space="preserve">Espacio destinado para capturar la clave o identificador único del producto. Este dato permite diferenciar cada artículo dentro del sistema. </w:t>
+      </w:r>
+    </w:p>
+    <w:p>
+      <w:pPr>
+        <w:pStyle w:val="Prrafodelista"/>
+        <w:numPr>
+          <w:ilvl w:val="0"/>
+          <w:numId w:val="2"/>
+        </w:numPr>
+        <w:rPr>
+          <w:sz w:val="24"/>
+          <w:szCs w:val="24"/>
+        </w:rPr>
+      </w:pPr>
+      <w:r>
+        <w:rPr>
+          <w:b/>
+          <w:bCs/>
+          <w:sz w:val="24"/>
+          <w:szCs w:val="24"/>
+        </w:rPr>
+        <w:t>Descripción:</w:t>
+      </w:r>
+      <w:r>
+        <w:rPr>
+          <w:sz w:val="24"/>
+          <w:szCs w:val="24"/>
+        </w:rPr>
+        <w:br/>
+        <w:t xml:space="preserve">Campo utilizado para escribir el nombre o descripción general del producto, facilitando su identificación durante las ventas y consultas. </w:t>
+      </w:r>
+    </w:p>
+    <w:p>
+      <w:pPr>
+        <w:pStyle w:val="Prrafodelista"/>
+        <w:numPr>
+          <w:ilvl w:val="0"/>
+          <w:numId w:val="2"/>
+        </w:numPr>
+        <w:rPr>
+          <w:sz w:val="24"/>
+          <w:szCs w:val="24"/>
+        </w:rPr>
+      </w:pPr>
+      <w:r>
+        <w:rPr>
+          <w:b/>
+          <w:bCs/>
+          <w:sz w:val="24"/>
+          <w:szCs w:val="24"/>
+        </w:rPr>
+        <w:t>Precio:</w:t>
+      </w:r>
+      <w:r>
+        <w:rPr>
+          <w:sz w:val="24"/>
+          <w:szCs w:val="24"/>
+        </w:rPr>
+        <w:br/>
+        <w:t xml:space="preserve">Permite registrar el costo o precio de venta del producto. El sistema valida que el valor ingresado sea numérico para evitar errores de captura. </w:t>
+      </w:r>
+    </w:p>
+    <w:p>
+      <w:pPr>
+        <w:pStyle w:val="Prrafodelista"/>
+        <w:numPr>
+          <w:ilvl w:val="0"/>
+          <w:numId w:val="2"/>
+        </w:numPr>
+        <w:rPr>
+          <w:sz w:val="24"/>
+          <w:szCs w:val="24"/>
+        </w:rPr>
+      </w:pPr>
+      <w:r>
+        <w:rPr>
+          <w:b/>
+          <w:bCs/>
+          <w:sz w:val="24"/>
+          <w:szCs w:val="24"/>
+        </w:rPr>
+        <w:t>Categoría:</w:t>
+      </w:r>
+      <w:r>
+        <w:rPr>
+          <w:sz w:val="24"/>
+          <w:szCs w:val="24"/>
+        </w:rPr>
+        <w:br/>
+        <w:t xml:space="preserve">Espacio destinado para indicar la clasificación del producto, por ejemplo: ropa, calzado, accesorios, entre otros. </w:t>
+      </w:r>
+    </w:p>
+    <w:p>
+      <w:pPr>
+        <w:jc w:val="left"/>
+        <w:rPr>
+          <w:sz w:val="24"/>
+          <w:szCs w:val="24"/>
+        </w:rPr>
+      </w:pPr>
+      <w:r>
+        <w:rPr>
+          <w:sz w:val="24"/>
+          <w:szCs w:val="24"/>
+        </w:rPr>
+        <w:t xml:space="preserve">En la parte inferior del formulario se encuentra el botón </w:t>
+      </w:r>
+      <w:r>
+        <w:rPr>
+          <w:b/>
+          <w:bCs/>
+          <w:sz w:val="24"/>
+          <w:szCs w:val="24"/>
+        </w:rPr>
+        <w:t>“Guardar Producto”</w:t>
+      </w:r>
+      <w:r>
+        <w:rPr>
+          <w:sz w:val="24"/>
+          <w:szCs w:val="24"/>
+        </w:rPr>
+        <w:t>, cuya función es almacenar la información capturada en el sistema. Antes de guardar, el programa verifica que todos los campos estén completos y que el precio tenga un formato válido.</w:t>
+      </w:r>
+    </w:p>
+    <w:p>
+      <w:pPr>
+        <w:jc w:val="left"/>
+        <w:rPr>
+          <w:sz w:val="24"/>
+          <w:szCs w:val="24"/>
+        </w:rPr>
+      </w:pPr>
+      <w:r>
+        <w:rPr>
+          <w:sz w:val="24"/>
+          <w:szCs w:val="24"/>
+        </w:rPr>
+        <w:t>Cuando el registro se realiza correctamente, el sistema muestra un mensaje de confirmación y limpia automáticamente los campos para permitir la captura de un nuevo producto.</w:t>
+      </w:r>
+    </w:p>
+    <w:p>
+      <w:pPr>
+        <w:jc w:val="left"/>
+        <w:rPr>
+          <w:sz w:val="24"/>
+          <w:szCs w:val="24"/>
+        </w:rPr>
+      </w:pPr>
+      <w:r>
+        <w:rPr>
+          <w:sz w:val="24"/>
+          <w:szCs w:val="24"/>
+        </w:rPr>
+        <w:t>La interfaz presenta un diseño limpio y organizado, lo que facilita la navegación y mejora la experiencia del usuario durante el proceso de registro.</w:t>
+      </w:r>
+    </w:p>
+    <w:p>
+      <w:pPr>
+        <w:pStyle w:val="Prrafodelista"/>
+        <w:jc w:val="left"/>
+        <w:rPr>
+          <w:sz w:val="24"/>
+          <w:szCs w:val="24"/>
+        </w:rPr>
+      </w:pPr>
+    </w:p>
     <w:sectPr>
-      <w:headerReference w:type="even" r:id="rId10"/>
-      <w:headerReference w:type="default" r:id="rId11"/>
-      <w:footerReference w:type="default" r:id="rId12"/>
-      <w:headerReference w:type="first" r:id="rId13"/>
+      <w:headerReference w:type="even" r:id="rId11"/>
+      <w:headerReference w:type="default" r:id="rId12"/>
+      <w:footerReference w:type="default" r:id="rId13"/>
+      <w:headerReference w:type="first" r:id="rId14"/>
       <w:pgSz w:w="12240" w:h="15840"/>
       <w:pgMar w:top="1417" w:right="1701" w:bottom="1417" w:left="1701" w:header="708" w:footer="708" w:gutter="0"/>
       <w:cols w:space="708"/>
@@ -1322,7 +1651,7 @@
         </mc:Choice>
         <mc:Fallback>
           <w:pict>
-            <v:rect w14:anchorId="04B80F05" id="Rectángulo 200" o:spid="_x0000_s1026" style="position:absolute;left:0;text-align:left;margin-left:0;margin-top:0;width:468.5pt;height:21.3pt;z-index:-251657216;visibility:visible;mso-wrap-style:square;mso-width-percent:1000;mso-height-percent:27;mso-top-percent:45;mso-wrap-distance-left:9.35pt;mso-wrap-distance-top:0;mso-wrap-distance-right:9.35pt;mso-wrap-distance-bottom:0;mso-position-horizontal:center;mso-position-horizontal-relative:margin;mso-position-vertical-relative:page;mso-width-percent:1000;mso-height-percent:27;mso-top-percent:45;mso-width-relative:margin;mso-height-relative:page;v-text-anchor:middle" o:gfxdata="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" o:allowoverlap="f" fillcolor="#156082 [3204]" stroked="f" strokeweight="1.5pt">
+            <v:rect w14:anchorId="04B80F05" id="Rectángulo 200" o:spid="_x0000_s1026" style="position:absolute;left:0;text-align:left;margin-left:0;margin-top:0;width:468.5pt;height:21.3pt;z-index:-251657216;visibility:visible;mso-wrap-style:square;mso-width-percent:1000;mso-height-percent:27;mso-top-percent:45;mso-wrap-distance-left:9.35pt;mso-wrap-distance-top:0;mso-wrap-distance-right:9.35pt;mso-wrap-distance-bottom:0;mso-position-horizontal:center;mso-position-horizontal-relative:margin;mso-position-vertical-relative:page;mso-width-percent:1000;mso-height-percent:27;mso-top-percent:45;mso-width-relative:margin;mso-height-relative:page;v-text-anchor:middle" o:gfxdata="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" o:allowoverlap="f" fillcolor="#156082 [3204]" stroked="f" strokeweight="1.5pt">
               <v:textbox style="mso-fit-shape-to-text:t">
                 <w:txbxContent>
                   <w:sdt>
@@ -1337,7 +1666,6 @@
                       <w:dataBinding w:prefixMappings="xmlns:ns0='http://purl.org/dc/elements/1.1/' xmlns:ns1='http://schemas.openxmlformats.org/package/2006/metadata/core-properties' " w:xpath="/ns1:coreProperties[1]/ns0:title[1]" w:storeItemID="{6C3C8BC8-F283-45AE-878A-BAB7291924A1}"/>
                       <w:text/>
                     </w:sdtPr>
-                    <w:sdtEndPr/>
                     <w:sdtContent>
                       <w:p>
                         <w:pPr>
@@ -1532,6 +1860,155 @@
     </w:lvl>
   </w:abstractNum>
   <w:abstractNum w:abstractNumId="1" w15:restartNumberingAfterBreak="0">
+    <w:nsid w:val="193B3514"/>
+    <w:multiLevelType w:val="multilevel"/>
+    <w:tmpl w:val="FE50F0AE"/>
+    <w:lvl w:ilvl="0">
+      <w:start w:val="1"/>
+      <w:numFmt w:val="bullet"/>
+      <w:lvlText w:val=""/>
+      <w:lvlJc w:val="left"/>
+      <w:pPr>
+        <w:tabs>
+          <w:tab w:val="num" w:pos="720"/>
+        </w:tabs>
+        <w:ind w:left="720" w:hanging="360"/>
+      </w:pPr>
+      <w:rPr>
+        <w:rFonts w:ascii="Symbol" w:hAnsi="Symbol" w:hint="default"/>
+        <w:sz w:val="20"/>
+      </w:rPr>
+    </w:lvl>
+    <w:lvl w:ilvl="1">
+      <w:start w:val="1"/>
+      <w:numFmt w:val="bullet"/>
+      <w:lvlText w:val="o"/>
+      <w:lvlJc w:val="left"/>
+      <w:pPr>
+        <w:tabs>
+          <w:tab w:val="num" w:pos="1440"/>
+        </w:tabs>
+        <w:ind w:left="1440" w:hanging="360"/>
+      </w:pPr>
+      <w:rPr>
+        <w:rFonts w:ascii="Courier New" w:hAnsi="Courier New" w:cs="Times New Roman" w:hint="default"/>
+        <w:sz w:val="20"/>
+      </w:rPr>
+    </w:lvl>
+    <w:lvl w:ilvl="2">
+      <w:start w:val="1"/>
+      <w:numFmt w:val="bullet"/>
+      <w:lvlText w:val=""/>
+      <w:lvlJc w:val="left"/>
+      <w:pPr>
+        <w:tabs>
+          <w:tab w:val="num" w:pos="2160"/>
+        </w:tabs>
+        <w:ind w:left="2160" w:hanging="360"/>
+      </w:pPr>
+      <w:rPr>
+        <w:rFonts w:ascii="Wingdings" w:hAnsi="Wingdings" w:hint="default"/>
+        <w:sz w:val="20"/>
+      </w:rPr>
+    </w:lvl>
+    <w:lvl w:ilvl="3">
+      <w:start w:val="1"/>
+      <w:numFmt w:val="bullet"/>
+      <w:lvlText w:val=""/>
+      <w:lvlJc w:val="left"/>
+      <w:pPr>
+        <w:tabs>
+          <w:tab w:val="num" w:pos="2880"/>
+        </w:tabs>
+        <w:ind w:left="2880" w:hanging="360"/>
+      </w:pPr>
+      <w:rPr>
+        <w:rFonts w:ascii="Wingdings" w:hAnsi="Wingdings" w:hint="default"/>
+        <w:sz w:val="20"/>
+      </w:rPr>
+    </w:lvl>
+    <w:lvl w:ilvl="4">
+      <w:start w:val="1"/>
+      <w:numFmt w:val="bullet"/>
+      <w:lvlText w:val=""/>
+      <w:lvlJc w:val="left"/>
+      <w:pPr>
+        <w:tabs>
+          <w:tab w:val="num" w:pos="3600"/>
+        </w:tabs>
+        <w:ind w:left="3600" w:hanging="360"/>
+      </w:pPr>
+      <w:rPr>
+        <w:rFonts w:ascii="Wingdings" w:hAnsi="Wingdings" w:hint="default"/>
+        <w:sz w:val="20"/>
+      </w:rPr>
+    </w:lvl>
+    <w:lvl w:ilvl="5">
+      <w:start w:val="1"/>
+      <w:numFmt w:val="bullet"/>
+      <w:lvlText w:val=""/>
+      <w:lvlJc w:val="left"/>
+      <w:pPr>
+        <w:tabs>
+          <w:tab w:val="num" w:pos="4320"/>
+        </w:tabs>
+        <w:ind w:left="4320" w:hanging="360"/>
+      </w:pPr>
+      <w:rPr>
+        <w:rFonts w:ascii="Wingdings" w:hAnsi="Wingdings" w:hint="default"/>
+        <w:sz w:val="20"/>
+      </w:rPr>
+    </w:lvl>
+    <w:lvl w:ilvl="6">
+      <w:start w:val="1"/>
+      <w:numFmt w:val="bullet"/>
+      <w:lvlText w:val=""/>
+      <w:lvlJc w:val="left"/>
+      <w:pPr>
+        <w:tabs>
+          <w:tab w:val="num" w:pos="5040"/>
+        </w:tabs>
+        <w:ind w:left="5040" w:hanging="360"/>
+      </w:pPr>
+      <w:rPr>
+        <w:rFonts w:ascii="Wingdings" w:hAnsi="Wingdings" w:hint="default"/>
+        <w:sz w:val="20"/>
+      </w:rPr>
+    </w:lvl>
+    <w:lvl w:ilvl="7">
+      <w:start w:val="1"/>
+      <w:numFmt w:val="bullet"/>
+      <w:lvlText w:val=""/>
+      <w:lvlJc w:val="left"/>
+      <w:pPr>
+        <w:tabs>
+          <w:tab w:val="num" w:pos="5760"/>
+        </w:tabs>
+        <w:ind w:left="5760" w:hanging="360"/>
+      </w:pPr>
+      <w:rPr>
+        <w:rFonts w:ascii="Wingdings" w:hAnsi="Wingdings" w:hint="default"/>
+        <w:sz w:val="20"/>
+      </w:rPr>
+    </w:lvl>
+    <w:lvl w:ilvl="8">
+      <w:start w:val="1"/>
+      <w:numFmt w:val="bullet"/>
+      <w:lvlText w:val=""/>
+      <w:lvlJc w:val="left"/>
+      <w:pPr>
+        <w:tabs>
+          <w:tab w:val="num" w:pos="6480"/>
+        </w:tabs>
+        <w:ind w:left="6480" w:hanging="360"/>
+      </w:pPr>
+      <w:rPr>
+        <w:rFonts w:ascii="Wingdings" w:hAnsi="Wingdings" w:hint="default"/>
+        <w:sz w:val="20"/>
+      </w:rPr>
+    </w:lvl>
+  </w:abstractNum>
+  <w:abstractNum w:abstractNumId="2" w15:restartNumberingAfterBreak="0">
     <w:nsid w:val="28CE2606"/>
     <w:multiLevelType w:val="multilevel"/>
     <w:tmpl w:val="EB4C4B4E"/>
@@ -1680,7 +2157,7 @@
       </w:rPr>
     </w:lvl>
   </w:abstractNum>
-  <w:abstractNum w:abstractNumId="2" w15:restartNumberingAfterBreak="0">
+  <w:abstractNum w:abstractNumId="3" w15:restartNumberingAfterBreak="0">
     <w:nsid w:val="3C9013A8"/>
     <w:multiLevelType w:val="multilevel"/>
     <w:tmpl w:val="90A470F0"/>
@@ -1830,13 +2307,25 @@
     </w:lvl>
   </w:abstractNum>
   <w:num w:numId="1" w16cid:durableId="894126228">
-    <w:abstractNumId w:val="1"/>
+    <w:abstractNumId w:val="2"/>
   </w:num>
   <w:num w:numId="2" w16cid:durableId="221715801">
-    <w:abstractNumId w:val="2"/>
+    <w:abstractNumId w:val="3"/>
   </w:num>
   <w:num w:numId="3" w16cid:durableId="565843281">
     <w:abstractNumId w:val="0"/>
+  </w:num>
+  <w:num w:numId="4" w16cid:durableId="1897742754">
+    <w:abstractNumId w:val="1"/>
+    <w:lvlOverride w:ilvl="0"/>
+    <w:lvlOverride w:ilvl="1"/>
+    <w:lvlOverride w:ilvl="2"/>
+    <w:lvlOverride w:ilvl="3"/>
+    <w:lvlOverride w:ilvl="4"/>
+    <w:lvlOverride w:ilvl="5"/>
+    <w:lvlOverride w:ilvl="6"/>
+    <w:lvlOverride w:ilvl="7"/>
+    <w:lvlOverride w:ilvl="8"/>
   </w:num>
 </w:numbering>
 </file>
@@ -3050,8 +3539,10 @@
     <w:rsid w:val="00173762"/>
     <w:rsid w:val="004C0805"/>
     <w:rsid w:val="005841B0"/>
+    <w:rsid w:val="005D5CCB"/>
     <w:rsid w:val="00647FCD"/>
     <w:rsid w:val="006F24FE"/>
+    <w:rsid w:val="00963142"/>
     <w:rsid w:val="0096634E"/>
     <w:rsid w:val="00A22991"/>
     <w:rsid w:val="00BC1F09"/>

--- a/manual de implementacion de chairez y alvarado (1).docx
+++ b/manual de implementacion de chairez y alvarado (1).docx
@@ -1,6 +1,6 @@
 
 <file path=word/document.xml><?xml version="1.0" encoding="utf-8"?>
-<w:document xmlns:wpc="http://schemas.microsoft.com/office/word/2010/wordprocessingCanvas" xmlns:cx="http://schemas.microsoft.com/office/drawing/2014/chartex" xmlns:cx1="http://schemas.microsoft.com/office/drawing/2015/9/8/chartex" xmlns:cx2="http://schemas.microsoft.com/office/drawing/2015/10/21/chartex" xmlns:cx3="http://schemas.microsoft.com/office/drawing/2016/5/9/chartex" xmlns:cx4="http://schemas.microsoft.com/office/drawing/2016/5/10/chartex" xmlns:cx5="http://schemas.microsoft.com/office/drawing/2016/5/11/chartex" xmlns:cx6="http://schemas.microsoft.com/office/drawing/2016/5/12/chartex" xmlns:cx7="http://schemas.microsoft.com/office/drawing/2016/5/13/chartex" xmlns:cx8="http://schemas.microsoft.com/office/drawing/2016/5/14/chartex" xmlns:mc="http://schemas.openxmlformats.org/markup-compatibility/2006" xmlns:aink="http://schemas.microsoft.com/office/drawing/2016/ink" xmlns:am3d="http://schemas.microsoft.com/office/drawing/2017/model3d" xmlns:o="urn:schemas-microsoft-com:office:office" xmlns:oel="http://schemas.microsoft.com/office/2019/extlst" xmlns:r="http://schemas.openxmlformats.org/officeDocument/2006/relationships" xmlns:m="http://schemas.openxmlformats.org/officeDocument/2006/math" xmlns:v="urn:schemas-microsoft-com:vml" xmlns:wp14="http://schemas.microsoft.com/office/word/2010/wordprocessingDrawing" xmlns:wp="http://schemas.openxmlformats.org/drawingml/2006/wordprocessingDrawing" xmlns:w10="urn:schemas-microsoft-com:office:word" xmlns:w="http://schemas.openxmlformats.org/wordprocessingml/2006/main" xmlns:w14="http://schemas.microsoft.com/office/word/2010/wordml" xmlns:w15="http://schemas.microsoft.com/office/word/2012/wordml" xmlns:w16cex="http://schemas.microsoft.com/office/word/2018/wordml/cex" xmlns:w16cid="http://schemas.microsoft.com/office/word/2016/wordml/cid" xmlns:w16="http://schemas.microsoft.com/office/word/2018/wordml" xmlns:w16du="http://schemas.microsoft.com/office/word/2023/wordml/word16du" xmlns:w16sdtdh="http://schemas.microsoft.com/office/word/2020/wordml/sdtdatahash" xmlns:w16sdtfl="http://schemas.microsoft.com/office/word/2024/wordml/sdtformatlock" xmlns:w16se="http://schemas.microsoft.com/office/word/2015/wordml/symex" xmlns:wpg="http://schemas.microsoft.com/office/word/2010/wordprocessingGroup" xmlns:wpi="http://schemas.microsoft.com/office/word/2010/wordprocessingInk" xmlns:wne="http://schemas.microsoft.com/office/word/2006/wordml" xmlns:wps="http://schemas.microsoft.com/office/word/2010/wordprocessingShape" mc:Ignorable="w14 w15 w16se w16cid w16 w16cex w16sdtdh w16sdtfl w16du wp14">
+<w:document xmlns:wpc="http://schemas.microsoft.com/office/word/2010/wordprocessingCanvas" xmlns:cx="http://schemas.microsoft.com/office/drawing/2014/chartex" xmlns:mc="http://schemas.openxmlformats.org/markup-compatibility/2006" xmlns:o="urn:schemas-microsoft-com:office:office" xmlns:r="http://schemas.openxmlformats.org/officeDocument/2006/relationships" xmlns:m="http://schemas.openxmlformats.org/officeDocument/2006/math" xmlns:v="urn:schemas-microsoft-com:vml" xmlns:wp14="http://schemas.microsoft.com/office/word/2010/wordprocessingDrawing" xmlns:wp="http://schemas.openxmlformats.org/drawingml/2006/wordprocessingDrawing" xmlns:w10="urn:schemas-microsoft-com:office:word" xmlns:w="http://schemas.openxmlformats.org/wordprocessingml/2006/main" xmlns:w14="http://schemas.microsoft.com/office/word/2010/wordml" xmlns:w15="http://schemas.microsoft.com/office/word/2012/wordml" xmlns:w16se="http://schemas.microsoft.com/office/word/2015/wordml/symex" xmlns:wpg="http://schemas.microsoft.com/office/word/2010/wordprocessingGroup" xmlns:wpi="http://schemas.microsoft.com/office/word/2010/wordprocessingInk" xmlns:wne="http://schemas.microsoft.com/office/word/2006/wordml" xmlns:wps="http://schemas.microsoft.com/office/word/2010/wordprocessingShape" mc:Ignorable="w14 w15 w16se wp14">
   <w:body>
     <w:p>
       <w:pPr>
@@ -117,7 +117,7 @@
           <w:noProof/>
           <w:lang w:val="es-ES"/>
         </w:rPr>
-        <w:t>7 de mayo de 2026</w:t>
+        <w:t>12 de mayo de 2026</w:t>
       </w:r>
       <w:r>
         <w:rPr>
@@ -267,23 +267,7 @@
           <w:sz w:val="24"/>
           <w:szCs w:val="24"/>
         </w:rPr>
-        <w:t xml:space="preserve">Al final de este documento aparece una ficha técnica, con los requerimientos de equipo de </w:t>
-      </w:r>
-      <w:proofErr w:type="spellStart"/>
-      <w:r>
-        <w:rPr>
-          <w:sz w:val="24"/>
-          <w:szCs w:val="24"/>
-        </w:rPr>
-        <w:t>computo</w:t>
-      </w:r>
-      <w:proofErr w:type="spellEnd"/>
-      <w:r>
-        <w:rPr>
-          <w:sz w:val="24"/>
-          <w:szCs w:val="24"/>
-        </w:rPr>
-        <w:t xml:space="preserve"> necesarios para que el software funcione adecuadamente.</w:t>
+        <w:t>Al final de este documento aparece una ficha técnica, con los requerimientos de equipo de computo necesarios para que el software funcione adecuadamente.</w:t>
       </w:r>
     </w:p>
     <w:p>
@@ -373,15 +357,7 @@
         </w:drawing>
       </w:r>
       <w:r>
-        <w:t xml:space="preserve">Para la acreditación del </w:t>
-      </w:r>
-      <w:proofErr w:type="spellStart"/>
-      <w:r>
-        <w:t>modulo</w:t>
-      </w:r>
-      <w:proofErr w:type="spellEnd"/>
-      <w:r>
-        <w:t xml:space="preserve"> 1: desarrolla software, es necesario construir un software en el submódulo Codifica Software de Aplicación, y documentar el mismo en el submódulo Implementa Software de Aplicación. Es por esto, que es manual es el producto final de submódulo III.</w:t>
+        <w:t>Para la acreditación del modulo 1: desarrolla software, es necesario construir un software en el submódulo Codifica Software de Aplicación, y documentar el mismo en el submódulo Implementa Software de Aplicación. Es por esto, que es manual es el producto final de submódulo III.</w:t>
       </w:r>
     </w:p>
     <w:p>
@@ -410,7 +386,7 @@
       <w:pPr>
         <w:pStyle w:val="Ttulo2"/>
         <w:rPr>
-          <w:rStyle w:val="Fuerte"/>
+          <w:rStyle w:val="Textoennegrita"/>
           <w:b/>
           <w:bCs/>
         </w:rPr>
@@ -418,7 +394,7 @@
       <w:r>
         <w:rPr>
           <w:noProof/>
-          <w:lang w:val="es-ES"/>
+          <w:lang w:val="en-US"/>
         </w:rPr>
         <w:drawing>
           <wp:inline distT="0" distB="0" distL="0" distR="0" wp14:anchorId="7FD33D26" wp14:editId="65DDC56D">
@@ -461,7 +437,7 @@
       <w:pPr>
         <w:pStyle w:val="Ttulo2"/>
         <w:rPr>
-          <w:rStyle w:val="Fuerte"/>
+          <w:rStyle w:val="Textoennegrita"/>
           <w:b/>
           <w:bCs/>
         </w:rPr>
@@ -473,7 +449,7 @@
       </w:pPr>
       <w:r>
         <w:rPr>
-          <w:rStyle w:val="Fuerte"/>
+          <w:rStyle w:val="Textoennegrita"/>
           <w:b/>
           <w:bCs/>
         </w:rPr>
@@ -481,7 +457,7 @@
       </w:r>
       <w:r>
         <w:rPr>
-          <w:rStyle w:val="Fuerte"/>
+          <w:rStyle w:val="Textoennegrita"/>
           <w:b/>
           <w:bCs/>
         </w:rPr>
@@ -503,7 +479,7 @@
       </w:r>
       <w:r>
         <w:rPr>
-          <w:rStyle w:val="Fuerte"/>
+          <w:rStyle w:val="Textoennegrita"/>
           <w:rFonts w:eastAsiaTheme="majorEastAsia"/>
           <w:lang w:val="es-ES"/>
         </w:rPr>
@@ -522,7 +498,7 @@
       </w:pPr>
       <w:r>
         <w:rPr>
-          <w:rStyle w:val="Fuerte"/>
+          <w:rStyle w:val="Textoennegrita"/>
           <w:b w:val="0"/>
           <w:bCs w:val="0"/>
         </w:rPr>
@@ -540,7 +516,7 @@
       </w:pPr>
       <w:r>
         <w:rPr>
-          <w:rStyle w:val="Fuerte"/>
+          <w:rStyle w:val="Textoennegrita"/>
         </w:rPr>
         <w:t>Logo del sistema:</w:t>
       </w:r>
@@ -559,7 +535,7 @@
       </w:pPr>
       <w:r>
         <w:rPr>
-          <w:rStyle w:val="Fuerte"/>
+          <w:rStyle w:val="Textoennegrita"/>
         </w:rPr>
         <w:t>Botones de acceso:</w:t>
       </w:r>
@@ -573,7 +549,7 @@
       </w:pPr>
       <w:r>
         <w:rPr>
-          <w:rStyle w:val="Fuerte"/>
+          <w:rStyle w:val="Textoennegrita"/>
           <w:b w:val="0"/>
           <w:bCs w:val="0"/>
         </w:rPr>
@@ -591,7 +567,7 @@
       </w:pPr>
       <w:r>
         <w:rPr>
-          <w:rStyle w:val="Fuerte"/>
+          <w:rStyle w:val="Textoennegrita"/>
         </w:rPr>
         <w:t>Registro de Productos</w:t>
       </w:r>
@@ -611,7 +587,7 @@
       </w:pPr>
       <w:r>
         <w:rPr>
-          <w:rStyle w:val="Fuerte"/>
+          <w:rStyle w:val="Textoennegrita"/>
         </w:rPr>
         <w:t>Registro de Ventas</w:t>
       </w:r>
@@ -631,7 +607,7 @@
       </w:pPr>
       <w:r>
         <w:rPr>
-          <w:rStyle w:val="Fuerte"/>
+          <w:rStyle w:val="Textoennegrita"/>
         </w:rPr>
         <w:t>Reportes</w:t>
       </w:r>
@@ -651,7 +627,7 @@
       </w:pPr>
       <w:r>
         <w:rPr>
-          <w:rStyle w:val="Fuerte"/>
+          <w:rStyle w:val="Textoennegrita"/>
         </w:rPr>
         <w:t>Acerca de</w:t>
       </w:r>
@@ -666,7 +642,7 @@
       </w:pPr>
       <w:r>
         <w:rPr>
-          <w:rStyle w:val="Fuerte"/>
+          <w:rStyle w:val="Textoennegrita"/>
           <w:b w:val="0"/>
           <w:bCs w:val="0"/>
         </w:rPr>
@@ -942,6 +918,7 @@
       <w:r>
         <w:rPr>
           <w:noProof/>
+          <w:lang w:val="en-US"/>
         </w:rPr>
         <w:drawing>
           <wp:inline distT="0" distB="0" distL="0" distR="0" wp14:anchorId="007227AA" wp14:editId="22AEC7B1">
@@ -1247,6 +1224,218 @@
     </w:p>
     <w:p>
       <w:pPr>
+        <w:rPr>
+          <w:sz w:val="24"/>
+          <w:szCs w:val="24"/>
+        </w:rPr>
+      </w:pPr>
+      <w:r>
+        <w:rPr>
+          <w:sz w:val="24"/>
+          <w:szCs w:val="24"/>
+        </w:rPr>
+        <w:br w:type="page"/>
+      </w:r>
+    </w:p>
+    <w:p>
+      <w:pPr>
+        <w:jc w:val="left"/>
+        <w:rPr>
+          <w:sz w:val="24"/>
+          <w:szCs w:val="24"/>
+        </w:rPr>
+      </w:pPr>
+      <w:r>
+        <w:rPr>
+          <w:sz w:val="24"/>
+          <w:szCs w:val="24"/>
+        </w:rPr>
+        <w:lastRenderedPageBreak/>
+        <w:t xml:space="preserve"> </w:t>
+      </w:r>
+    </w:p>
+    <w:p>
+      <w:pPr>
+        <w:jc w:val="left"/>
+        <w:rPr>
+          <w:sz w:val="24"/>
+          <w:szCs w:val="24"/>
+        </w:rPr>
+      </w:pPr>
+      <w:r>
+        <w:rPr>
+          <w:sz w:val="24"/>
+          <w:szCs w:val="24"/>
+        </w:rPr>
+        <w:t>Registro de ventas</w:t>
+      </w:r>
+    </w:p>
+    <w:p>
+      <w:pPr>
+        <w:jc w:val="left"/>
+        <w:rPr>
+          <w:sz w:val="24"/>
+          <w:szCs w:val="24"/>
+        </w:rPr>
+      </w:pPr>
+      <w:r>
+        <w:rPr>
+          <w:sz w:val="24"/>
+          <w:szCs w:val="24"/>
+        </w:rPr>
+        <w:t>Para llevar el registro de los productos que se venden, se tiene que crear otro contenedor de información (tablas) llamado ventanas.txt. con la información almacenada de los productos se va a registrar l</w:t>
+      </w:r>
+      <w:r>
+        <w:rPr>
+          <w:sz w:val="24"/>
+          <w:szCs w:val="24"/>
+        </w:rPr>
+        <w:t xml:space="preserve">as ventanas que se hagan de los </w:t>
+      </w:r>
+      <w:r>
+        <w:rPr>
+          <w:sz w:val="24"/>
+          <w:szCs w:val="24"/>
+        </w:rPr>
+        <w:t>mismos</w:t>
+      </w:r>
+      <w:r>
+        <w:rPr>
+          <w:sz w:val="24"/>
+          <w:szCs w:val="24"/>
+        </w:rPr>
+        <w:t xml:space="preserve"> y se guarda el proyecto, la cantidad la fecha y el monto de la ventana</w:t>
+      </w:r>
+    </w:p>
+    <w:p>
+      <w:pPr>
+        <w:jc w:val="left"/>
+        <w:rPr>
+          <w:sz w:val="24"/>
+          <w:szCs w:val="24"/>
+        </w:rPr>
+      </w:pPr>
+      <w:r>
+        <w:rPr>
+          <w:sz w:val="24"/>
+          <w:szCs w:val="24"/>
+        </w:rPr>
+        <w:t xml:space="preserve">Cuando un sistema maneja diferentes tipos de datos se usan tablas para almacenar casa fuente de datos estas tablas deben mantener una relación entre ellas para que el software funcione adecuadamente. En este tema se ven los tipos de relaciones entre tablas de una base de datos </w:t>
+      </w:r>
+    </w:p>
+    <w:p>
+      <w:pPr>
+        <w:jc w:val="left"/>
+        <w:rPr>
+          <w:sz w:val="24"/>
+          <w:szCs w:val="24"/>
+        </w:rPr>
+      </w:pPr>
+    </w:p>
+    <w:p>
+      <w:pPr>
+        <w:jc w:val="left"/>
+        <w:rPr>
+          <w:sz w:val="24"/>
+          <w:szCs w:val="24"/>
+        </w:rPr>
+      </w:pPr>
+      <w:r>
+        <w:rPr>
+          <w:sz w:val="24"/>
+          <w:szCs w:val="24"/>
+        </w:rPr>
+        <w:t>Definiciones</w:t>
+      </w:r>
+    </w:p>
+    <w:p>
+      <w:pPr>
+        <w:jc w:val="left"/>
+        <w:rPr>
+          <w:sz w:val="24"/>
+          <w:szCs w:val="24"/>
+        </w:rPr>
+      </w:pPr>
+      <w:r>
+        <w:rPr>
+          <w:sz w:val="24"/>
+          <w:szCs w:val="24"/>
+        </w:rPr>
+        <w:t xml:space="preserve">Relación en base de datos: una relación entre tablas es la forma en como están enlazados los datos entre dos o más tablas  </w:t>
+      </w:r>
+    </w:p>
+    <w:p>
+      <w:r>
+        <w:t>los datos entre dos o más tablas</w:t>
+      </w:r>
+    </w:p>
+    <w:p>
+      <w:pPr>
+        <w:pStyle w:val="Prrafodelista"/>
+        <w:numPr>
+          <w:ilvl w:val="0"/>
+          <w:numId w:val="6"/>
+        </w:numPr>
+        <w:spacing w:after="200" w:line="288" w:lineRule="auto"/>
+      </w:pPr>
+      <w:r>
+        <w:rPr>
+          <w:b/>
+          <w:bCs/>
+        </w:rPr>
+        <w:t>Relación 1 a Varios</w:t>
+      </w:r>
+      <w:r>
+        <w:t>: Es cuando en una tabla solo puede existir un registro, y en las otras muchas instancias del mismo.</w:t>
+      </w:r>
+    </w:p>
+    <w:p>
+      <w:pPr>
+        <w:pStyle w:val="Prrafodelista"/>
+        <w:numPr>
+          <w:ilvl w:val="0"/>
+          <w:numId w:val="6"/>
+        </w:numPr>
+        <w:spacing w:after="200" w:line="288" w:lineRule="auto"/>
+      </w:pPr>
+      <w:r>
+        <w:rPr>
+          <w:b/>
+          <w:bCs/>
+        </w:rPr>
+        <w:t>Relación 1 a 1</w:t>
+      </w:r>
+      <w:r>
+        <w:t>: Es cuando en ambas tablas solo hay un registro.</w:t>
+      </w:r>
+    </w:p>
+    <w:p>
+      <w:pPr>
+        <w:pStyle w:val="Prrafodelista"/>
+        <w:numPr>
+          <w:ilvl w:val="0"/>
+          <w:numId w:val="6"/>
+        </w:numPr>
+        <w:spacing w:after="200" w:line="288" w:lineRule="auto"/>
+      </w:pPr>
+      <w:r>
+        <w:rPr>
+          <w:b/>
+          <w:bCs/>
+        </w:rPr>
+        <w:t>Relación Varios a Varios</w:t>
+      </w:r>
+      <w:r>
+        <w:t>: Es cuando en ambas tablas hay muchas instancias de registros.</w:t>
+      </w:r>
+    </w:p>
+    <w:p>
+      <w:r>
+        <w:t>Este software maneja la relación 1 a varios.</w:t>
+      </w:r>
+    </w:p>
+    <w:p>
+      <w:pPr>
         <w:pStyle w:val="Prrafodelista"/>
         <w:jc w:val="left"/>
         <w:rPr>
@@ -1254,6 +1443,8 @@
           <w:szCs w:val="24"/>
         </w:rPr>
       </w:pPr>
+      <w:bookmarkStart w:id="0" w:name="_GoBack"/>
+      <w:bookmarkEnd w:id="0"/>
     </w:p>
     <w:sectPr>
       <w:headerReference w:type="even" r:id="rId11"/>
@@ -1270,7 +1461,7 @@
 </file>
 
 <file path=word/endnotes.xml><?xml version="1.0" encoding="utf-8"?>
-<w:endnotes xmlns:wpc="http://schemas.microsoft.com/office/word/2010/wordprocessingCanvas" xmlns:cx="http://schemas.microsoft.com/office/drawing/2014/chartex" xmlns:cx1="http://schemas.microsoft.com/office/drawing/2015/9/8/chartex" xmlns:cx2="http://schemas.microsoft.com/office/drawing/2015/10/21/chartex" xmlns:cx3="http://schemas.microsoft.com/office/drawing/2016/5/9/chartex" xmlns:cx4="http://schemas.microsoft.com/office/drawing/2016/5/10/chartex" xmlns:cx5="http://schemas.microsoft.com/office/drawing/2016/5/11/chartex" xmlns:cx6="http://schemas.microsoft.com/office/drawing/2016/5/12/chartex" xmlns:cx7="http://schemas.microsoft.com/office/drawing/2016/5/13/chartex" xmlns:cx8="http://schemas.microsoft.com/office/drawing/2016/5/14/chartex" xmlns:mc="http://schemas.openxmlformats.org/markup-compatibility/2006" xmlns:aink="http://schemas.microsoft.com/office/drawing/2016/ink" xmlns:am3d="http://schemas.microsoft.com/office/drawing/2017/model3d" xmlns:o="urn:schemas-microsoft-com:office:office" xmlns:oel="http://schemas.microsoft.com/office/2019/extlst" xmlns:r="http://schemas.openxmlformats.org/officeDocument/2006/relationships" xmlns:m="http://schemas.openxmlformats.org/officeDocument/2006/math" xmlns:v="urn:schemas-microsoft-com:vml" xmlns:wp14="http://schemas.microsoft.com/office/word/2010/wordprocessingDrawing" xmlns:wp="http://schemas.openxmlformats.org/drawingml/2006/wordprocessingDrawing" xmlns:w10="urn:schemas-microsoft-com:office:word" xmlns:w="http://schemas.openxmlformats.org/wordprocessingml/2006/main" xmlns:w14="http://schemas.microsoft.com/office/word/2010/wordml" xmlns:w15="http://schemas.microsoft.com/office/word/2012/wordml" xmlns:w16cex="http://schemas.microsoft.com/office/word/2018/wordml/cex" xmlns:w16cid="http://schemas.microsoft.com/office/word/2016/wordml/cid" xmlns:w16="http://schemas.microsoft.com/office/word/2018/wordml" xmlns:w16du="http://schemas.microsoft.com/office/word/2023/wordml/word16du" xmlns:w16sdtdh="http://schemas.microsoft.com/office/word/2020/wordml/sdtdatahash" xmlns:w16sdtfl="http://schemas.microsoft.com/office/word/2024/wordml/sdtformatlock" xmlns:w16se="http://schemas.microsoft.com/office/word/2015/wordml/symex" xmlns:wpg="http://schemas.microsoft.com/office/word/2010/wordprocessingGroup" xmlns:wpi="http://schemas.microsoft.com/office/word/2010/wordprocessingInk" xmlns:wne="http://schemas.microsoft.com/office/word/2006/wordml" xmlns:wps="http://schemas.microsoft.com/office/word/2010/wordprocessingShape" mc:Ignorable="w14 w15 w16se w16cid w16 w16cex w16sdtdh w16sdtfl w16du wp14">
+<w:endnotes xmlns:wpc="http://schemas.microsoft.com/office/word/2010/wordprocessingCanvas" xmlns:cx="http://schemas.microsoft.com/office/drawing/2014/chartex" xmlns:mc="http://schemas.openxmlformats.org/markup-compatibility/2006" xmlns:o="urn:schemas-microsoft-com:office:office" xmlns:r="http://schemas.openxmlformats.org/officeDocument/2006/relationships" xmlns:m="http://schemas.openxmlformats.org/officeDocument/2006/math" xmlns:v="urn:schemas-microsoft-com:vml" xmlns:wp14="http://schemas.microsoft.com/office/word/2010/wordprocessingDrawing" xmlns:wp="http://schemas.openxmlformats.org/drawingml/2006/wordprocessingDrawing" xmlns:w10="urn:schemas-microsoft-com:office:word" xmlns:w="http://schemas.openxmlformats.org/wordprocessingml/2006/main" xmlns:w14="http://schemas.microsoft.com/office/word/2010/wordml" xmlns:w15="http://schemas.microsoft.com/office/word/2012/wordml" xmlns:w16se="http://schemas.microsoft.com/office/word/2015/wordml/symex" xmlns:wpg="http://schemas.microsoft.com/office/word/2010/wordprocessingGroup" xmlns:wpi="http://schemas.microsoft.com/office/word/2010/wordprocessingInk" xmlns:wne="http://schemas.microsoft.com/office/word/2006/wordml" xmlns:wps="http://schemas.microsoft.com/office/word/2010/wordprocessingShape" mc:Ignorable="w14 w15 w16se wp14">
   <w:endnote w:type="separator" w:id="-1">
     <w:p>
       <w:pPr>
@@ -1295,7 +1486,7 @@
 </file>
 
 <file path=word/footer1.xml><?xml version="1.0" encoding="utf-8"?>
-<w:ftr xmlns:wpc="http://schemas.microsoft.com/office/word/2010/wordprocessingCanvas" xmlns:cx="http://schemas.microsoft.com/office/drawing/2014/chartex" xmlns:cx1="http://schemas.microsoft.com/office/drawing/2015/9/8/chartex" xmlns:cx2="http://schemas.microsoft.com/office/drawing/2015/10/21/chartex" xmlns:cx3="http://schemas.microsoft.com/office/drawing/2016/5/9/chartex" xmlns:cx4="http://schemas.microsoft.com/office/drawing/2016/5/10/chartex" xmlns:cx5="http://schemas.microsoft.com/office/drawing/2016/5/11/chartex" xmlns:cx6="http://schemas.microsoft.com/office/drawing/2016/5/12/chartex" xmlns:cx7="http://schemas.microsoft.com/office/drawing/2016/5/13/chartex" xmlns:cx8="http://schemas.microsoft.com/office/drawing/2016/5/14/chartex" xmlns:mc="http://schemas.openxmlformats.org/markup-compatibility/2006" xmlns:aink="http://schemas.microsoft.com/office/drawing/2016/ink" xmlns:am3d="http://schemas.microsoft.com/office/drawing/2017/model3d" xmlns:o="urn:schemas-microsoft-com:office:office" xmlns:oel="http://schemas.microsoft.com/office/2019/extlst" xmlns:r="http://schemas.openxmlformats.org/officeDocument/2006/relationships" xmlns:m="http://schemas.openxmlformats.org/officeDocument/2006/math" xmlns:v="urn:schemas-microsoft-com:vml" xmlns:wp14="http://schemas.microsoft.com/office/word/2010/wordprocessingDrawing" xmlns:wp="http://schemas.openxmlformats.org/drawingml/2006/wordprocessingDrawing" xmlns:w10="urn:schemas-microsoft-com:office:word" xmlns:w="http://schemas.openxmlformats.org/wordprocessingml/2006/main" xmlns:w14="http://schemas.microsoft.com/office/word/2010/wordml" xmlns:w15="http://schemas.microsoft.com/office/word/2012/wordml" xmlns:w16cex="http://schemas.microsoft.com/office/word/2018/wordml/cex" xmlns:w16cid="http://schemas.microsoft.com/office/word/2016/wordml/cid" xmlns:w16="http://schemas.microsoft.com/office/word/2018/wordml" xmlns:w16du="http://schemas.microsoft.com/office/word/2023/wordml/word16du" xmlns:w16sdtdh="http://schemas.microsoft.com/office/word/2020/wordml/sdtdatahash" xmlns:w16sdtfl="http://schemas.microsoft.com/office/word/2024/wordml/sdtformatlock" xmlns:w16se="http://schemas.microsoft.com/office/word/2015/wordml/symex" xmlns:wpg="http://schemas.microsoft.com/office/word/2010/wordprocessingGroup" xmlns:wpi="http://schemas.microsoft.com/office/word/2010/wordprocessingInk" xmlns:wne="http://schemas.microsoft.com/office/word/2006/wordml" xmlns:wps="http://schemas.microsoft.com/office/word/2010/wordprocessingShape" mc:Ignorable="w14 w15 w16se w16cid w16 w16cex w16sdtdh w16sdtfl w16du wp14">
+<w:ftr xmlns:wpc="http://schemas.microsoft.com/office/word/2010/wordprocessingCanvas" xmlns:cx="http://schemas.microsoft.com/office/drawing/2014/chartex" xmlns:mc="http://schemas.openxmlformats.org/markup-compatibility/2006" xmlns:o="urn:schemas-microsoft-com:office:office" xmlns:r="http://schemas.openxmlformats.org/officeDocument/2006/relationships" xmlns:m="http://schemas.openxmlformats.org/officeDocument/2006/math" xmlns:v="urn:schemas-microsoft-com:vml" xmlns:wp14="http://schemas.microsoft.com/office/word/2010/wordprocessingDrawing" xmlns:wp="http://schemas.openxmlformats.org/drawingml/2006/wordprocessingDrawing" xmlns:w10="urn:schemas-microsoft-com:office:word" xmlns:w="http://schemas.openxmlformats.org/wordprocessingml/2006/main" xmlns:w14="http://schemas.microsoft.com/office/word/2010/wordml" xmlns:w15="http://schemas.microsoft.com/office/word/2012/wordml" xmlns:w16se="http://schemas.microsoft.com/office/word/2015/wordml/symex" xmlns:wpg="http://schemas.microsoft.com/office/word/2010/wordprocessingGroup" xmlns:wpi="http://schemas.microsoft.com/office/word/2010/wordprocessingInk" xmlns:wne="http://schemas.microsoft.com/office/word/2006/wordml" xmlns:wps="http://schemas.microsoft.com/office/word/2010/wordprocessingShape" mc:Ignorable="w14 w15 w16se wp14">
   <w:tbl>
     <w:tblPr>
       <w:tblW w:w="5000" w:type="pct"/>
@@ -1339,6 +1530,7 @@
             <w:dataBinding w:prefixMappings="xmlns:ns0='http://purl.org/dc/elements/1.1/' xmlns:ns1='http://schemas.openxmlformats.org/package/2006/metadata/core-properties' " w:xpath="/ns1:coreProperties[1]/ns0:creator[1]" w:storeItemID="{6C3C8BC8-F283-45AE-878A-BAB7291924A1}"/>
             <w:text/>
           </w:sdtPr>
+          <w:sdtEndPr/>
           <w:sdtContent>
             <w:p>
               <w:pPr>
@@ -1397,7 +1589,7 @@
               <w:color w:val="FFFFFF" w:themeColor="background1"/>
               <w:lang w:val="es-ES"/>
             </w:rPr>
-            <w:t>4</w:t>
+            <w:t>5</w:t>
           </w:r>
           <w:r>
             <w:rPr>
@@ -1418,7 +1610,7 @@
 </file>
 
 <file path=word/footnotes.xml><?xml version="1.0" encoding="utf-8"?>
-<w:footnotes xmlns:wpc="http://schemas.microsoft.com/office/word/2010/wordprocessingCanvas" xmlns:cx="http://schemas.microsoft.com/office/drawing/2014/chartex" xmlns:cx1="http://schemas.microsoft.com/office/drawing/2015/9/8/chartex" xmlns:cx2="http://schemas.microsoft.com/office/drawing/2015/10/21/chartex" xmlns:cx3="http://schemas.microsoft.com/office/drawing/2016/5/9/chartex" xmlns:cx4="http://schemas.microsoft.com/office/drawing/2016/5/10/chartex" xmlns:cx5="http://schemas.microsoft.com/office/drawing/2016/5/11/chartex" xmlns:cx6="http://schemas.microsoft.com/office/drawing/2016/5/12/chartex" xmlns:cx7="http://schemas.microsoft.com/office/drawing/2016/5/13/chartex" xmlns:cx8="http://schemas.microsoft.com/office/drawing/2016/5/14/chartex" xmlns:mc="http://schemas.openxmlformats.org/markup-compatibility/2006" xmlns:aink="http://schemas.microsoft.com/office/drawing/2016/ink" xmlns:am3d="http://schemas.microsoft.com/office/drawing/2017/model3d" xmlns:o="urn:schemas-microsoft-com:office:office" xmlns:oel="http://schemas.microsoft.com/office/2019/extlst" xmlns:r="http://schemas.openxmlformats.org/officeDocument/2006/relationships" xmlns:m="http://schemas.openxmlformats.org/officeDocument/2006/math" xmlns:v="urn:schemas-microsoft-com:vml" xmlns:wp14="http://schemas.microsoft.com/office/word/2010/wordprocessingDrawing" xmlns:wp="http://schemas.openxmlformats.org/drawingml/2006/wordprocessingDrawing" xmlns:w10="urn:schemas-microsoft-com:office:word" xmlns:w="http://schemas.openxmlformats.org/wordprocessingml/2006/main" xmlns:w14="http://schemas.microsoft.com/office/word/2010/wordml" xmlns:w15="http://schemas.microsoft.com/office/word/2012/wordml" xmlns:w16cex="http://schemas.microsoft.com/office/word/2018/wordml/cex" xmlns:w16cid="http://schemas.microsoft.com/office/word/2016/wordml/cid" xmlns:w16="http://schemas.microsoft.com/office/word/2018/wordml" xmlns:w16du="http://schemas.microsoft.com/office/word/2023/wordml/word16du" xmlns:w16sdtdh="http://schemas.microsoft.com/office/word/2020/wordml/sdtdatahash" xmlns:w16sdtfl="http://schemas.microsoft.com/office/word/2024/wordml/sdtformatlock" xmlns:w16se="http://schemas.microsoft.com/office/word/2015/wordml/symex" xmlns:wpg="http://schemas.microsoft.com/office/word/2010/wordprocessingGroup" xmlns:wpi="http://schemas.microsoft.com/office/word/2010/wordprocessingInk" xmlns:wne="http://schemas.microsoft.com/office/word/2006/wordml" xmlns:wps="http://schemas.microsoft.com/office/word/2010/wordprocessingShape" mc:Ignorable="w14 w15 w16se w16cid w16 w16cex w16sdtdh w16sdtfl w16du wp14">
+<w:footnotes xmlns:wpc="http://schemas.microsoft.com/office/word/2010/wordprocessingCanvas" xmlns:cx="http://schemas.microsoft.com/office/drawing/2014/chartex" xmlns:mc="http://schemas.openxmlformats.org/markup-compatibility/2006" xmlns:o="urn:schemas-microsoft-com:office:office" xmlns:r="http://schemas.openxmlformats.org/officeDocument/2006/relationships" xmlns:m="http://schemas.openxmlformats.org/officeDocument/2006/math" xmlns:v="urn:schemas-microsoft-com:vml" xmlns:wp14="http://schemas.microsoft.com/office/word/2010/wordprocessingDrawing" xmlns:wp="http://schemas.openxmlformats.org/drawingml/2006/wordprocessingDrawing" xmlns:w10="urn:schemas-microsoft-com:office:word" xmlns:w="http://schemas.openxmlformats.org/wordprocessingml/2006/main" xmlns:w14="http://schemas.microsoft.com/office/word/2010/wordml" xmlns:w15="http://schemas.microsoft.com/office/word/2012/wordml" xmlns:w16se="http://schemas.microsoft.com/office/word/2015/wordml/symex" xmlns:wpg="http://schemas.microsoft.com/office/word/2010/wordprocessingGroup" xmlns:wpi="http://schemas.microsoft.com/office/word/2010/wordprocessingInk" xmlns:wne="http://schemas.microsoft.com/office/word/2006/wordml" xmlns:wps="http://schemas.microsoft.com/office/word/2010/wordprocessingShape" mc:Ignorable="w14 w15 w16se wp14">
   <w:footnote w:type="separator" w:id="-1">
     <w:p>
       <w:pPr>
@@ -1443,7 +1635,7 @@
 </file>
 
 <file path=word/header1.xml><?xml version="1.0" encoding="utf-8"?>
-<w:hdr xmlns:wpc="http://schemas.microsoft.com/office/word/2010/wordprocessingCanvas" xmlns:cx="http://schemas.microsoft.com/office/drawing/2014/chartex" xmlns:cx1="http://schemas.microsoft.com/office/drawing/2015/9/8/chartex" xmlns:cx2="http://schemas.microsoft.com/office/drawing/2015/10/21/chartex" xmlns:cx3="http://schemas.microsoft.com/office/drawing/2016/5/9/chartex" xmlns:cx4="http://schemas.microsoft.com/office/drawing/2016/5/10/chartex" xmlns:cx5="http://schemas.microsoft.com/office/drawing/2016/5/11/chartex" xmlns:cx6="http://schemas.microsoft.com/office/drawing/2016/5/12/chartex" xmlns:cx7="http://schemas.microsoft.com/office/drawing/2016/5/13/chartex" xmlns:cx8="http://schemas.microsoft.com/office/drawing/2016/5/14/chartex" xmlns:mc="http://schemas.openxmlformats.org/markup-compatibility/2006" xmlns:aink="http://schemas.microsoft.com/office/drawing/2016/ink" xmlns:am3d="http://schemas.microsoft.com/office/drawing/2017/model3d" xmlns:o="urn:schemas-microsoft-com:office:office" xmlns:oel="http://schemas.microsoft.com/office/2019/extlst" xmlns:r="http://schemas.openxmlformats.org/officeDocument/2006/relationships" xmlns:m="http://schemas.openxmlformats.org/officeDocument/2006/math" xmlns:v="urn:schemas-microsoft-com:vml" xmlns:wp14="http://schemas.microsoft.com/office/word/2010/wordprocessingDrawing" xmlns:wp="http://schemas.openxmlformats.org/drawingml/2006/wordprocessingDrawing" xmlns:w10="urn:schemas-microsoft-com:office:word" xmlns:w="http://schemas.openxmlformats.org/wordprocessingml/2006/main" xmlns:w14="http://schemas.microsoft.com/office/word/2010/wordml" xmlns:w15="http://schemas.microsoft.com/office/word/2012/wordml" xmlns:w16cex="http://schemas.microsoft.com/office/word/2018/wordml/cex" xmlns:w16cid="http://schemas.microsoft.com/office/word/2016/wordml/cid" xmlns:w16="http://schemas.microsoft.com/office/word/2018/wordml" xmlns:w16du="http://schemas.microsoft.com/office/word/2023/wordml/word16du" xmlns:w16sdtdh="http://schemas.microsoft.com/office/word/2020/wordml/sdtdatahash" xmlns:w16sdtfl="http://schemas.microsoft.com/office/word/2024/wordml/sdtformatlock" xmlns:w16se="http://schemas.microsoft.com/office/word/2015/wordml/symex" xmlns:wpg="http://schemas.microsoft.com/office/word/2010/wordprocessingGroup" xmlns:wpi="http://schemas.microsoft.com/office/word/2010/wordprocessingInk" xmlns:wne="http://schemas.microsoft.com/office/word/2006/wordml" xmlns:wps="http://schemas.microsoft.com/office/word/2010/wordprocessingShape" mc:Ignorable="w14 w15 w16se w16cid w16 w16cex w16sdtdh w16sdtfl w16du wp14">
+<w:hdr xmlns:wpc="http://schemas.microsoft.com/office/word/2010/wordprocessingCanvas" xmlns:cx="http://schemas.microsoft.com/office/drawing/2014/chartex" xmlns:mc="http://schemas.openxmlformats.org/markup-compatibility/2006" xmlns:o="urn:schemas-microsoft-com:office:office" xmlns:r="http://schemas.openxmlformats.org/officeDocument/2006/relationships" xmlns:m="http://schemas.openxmlformats.org/officeDocument/2006/math" xmlns:v="urn:schemas-microsoft-com:vml" xmlns:wp14="http://schemas.microsoft.com/office/word/2010/wordprocessingDrawing" xmlns:wp="http://schemas.openxmlformats.org/drawingml/2006/wordprocessingDrawing" xmlns:w10="urn:schemas-microsoft-com:office:word" xmlns:w="http://schemas.openxmlformats.org/wordprocessingml/2006/main" xmlns:w14="http://schemas.microsoft.com/office/word/2010/wordml" xmlns:w15="http://schemas.microsoft.com/office/word/2012/wordml" xmlns:w16se="http://schemas.microsoft.com/office/word/2015/wordml/symex" xmlns:wpg="http://schemas.microsoft.com/office/word/2010/wordprocessingGroup" xmlns:wpi="http://schemas.microsoft.com/office/word/2010/wordprocessingInk" xmlns:wne="http://schemas.microsoft.com/office/word/2006/wordml" xmlns:wps="http://schemas.microsoft.com/office/word/2010/wordprocessingShape" mc:Ignorable="w14 w15 w16se wp14">
   <w:p>
     <w:pPr>
       <w:pStyle w:val="Encabezado"/>
@@ -1477,7 +1669,7 @@
           </v:handles>
           <o:lock v:ext="edit" text="t" shapetype="t"/>
         </v:shapetype>
-        <v:shape id="PowerPlusWaterMarkObject4924422" o:spid="_x0000_s1033" type="#_x0000_t136" style="position:absolute;left:0;text-align:left;margin-left:0;margin-top:0;width:519.2pt;height:103.8pt;rotation:315;z-index:-251653120;mso-position-horizontal:center;mso-position-horizontal-relative:margin;mso-position-vertical:center;mso-position-vertical-relative:margin" o:allowincell="f" fillcolor="silver" stroked="f">
+        <v:shape id="PowerPlusWaterMarkObject4924422" o:spid="_x0000_s2057" type="#_x0000_t136" style="position:absolute;left:0;text-align:left;margin-left:0;margin-top:0;width:519.2pt;height:103.8pt;rotation:315;z-index:-251653120;mso-position-horizontal:center;mso-position-horizontal-relative:margin;mso-position-vertical:center;mso-position-vertical-relative:margin" o:allowincell="f" fillcolor="silver" stroked="f">
           <v:fill opacity=".5"/>
           <v:textpath style="font-family:&quot;Aptos&quot;;font-size:1pt" string="SANTIAGO"/>
           <w10:wrap anchorx="margin" anchory="margin"/>
@@ -1489,7 +1681,7 @@
 </file>
 
 <file path=word/header2.xml><?xml version="1.0" encoding="utf-8"?>
-<w:hdr xmlns:wpc="http://schemas.microsoft.com/office/word/2010/wordprocessingCanvas" xmlns:cx="http://schemas.microsoft.com/office/drawing/2014/chartex" xmlns:cx1="http://schemas.microsoft.com/office/drawing/2015/9/8/chartex" xmlns:cx2="http://schemas.microsoft.com/office/drawing/2015/10/21/chartex" xmlns:cx3="http://schemas.microsoft.com/office/drawing/2016/5/9/chartex" xmlns:cx4="http://schemas.microsoft.com/office/drawing/2016/5/10/chartex" xmlns:cx5="http://schemas.microsoft.com/office/drawing/2016/5/11/chartex" xmlns:cx6="http://schemas.microsoft.com/office/drawing/2016/5/12/chartex" xmlns:cx7="http://schemas.microsoft.com/office/drawing/2016/5/13/chartex" xmlns:cx8="http://schemas.microsoft.com/office/drawing/2016/5/14/chartex" xmlns:mc="http://schemas.openxmlformats.org/markup-compatibility/2006" xmlns:aink="http://schemas.microsoft.com/office/drawing/2016/ink" xmlns:am3d="http://schemas.microsoft.com/office/drawing/2017/model3d" xmlns:o="urn:schemas-microsoft-com:office:office" xmlns:oel="http://schemas.microsoft.com/office/2019/extlst" xmlns:r="http://schemas.openxmlformats.org/officeDocument/2006/relationships" xmlns:m="http://schemas.openxmlformats.org/officeDocument/2006/math" xmlns:v="urn:schemas-microsoft-com:vml" xmlns:wp14="http://schemas.microsoft.com/office/word/2010/wordprocessingDrawing" xmlns:wp="http://schemas.openxmlformats.org/drawingml/2006/wordprocessingDrawing" xmlns:w10="urn:schemas-microsoft-com:office:word" xmlns:w="http://schemas.openxmlformats.org/wordprocessingml/2006/main" xmlns:w14="http://schemas.microsoft.com/office/word/2010/wordml" xmlns:w15="http://schemas.microsoft.com/office/word/2012/wordml" xmlns:w16cex="http://schemas.microsoft.com/office/word/2018/wordml/cex" xmlns:w16cid="http://schemas.microsoft.com/office/word/2016/wordml/cid" xmlns:w16="http://schemas.microsoft.com/office/word/2018/wordml" xmlns:w16du="http://schemas.microsoft.com/office/word/2023/wordml/word16du" xmlns:w16sdtdh="http://schemas.microsoft.com/office/word/2020/wordml/sdtdatahash" xmlns:w16sdtfl="http://schemas.microsoft.com/office/word/2024/wordml/sdtformatlock" xmlns:w16se="http://schemas.microsoft.com/office/word/2015/wordml/symex" xmlns:wpg="http://schemas.microsoft.com/office/word/2010/wordprocessingGroup" xmlns:wpi="http://schemas.microsoft.com/office/word/2010/wordprocessingInk" xmlns:wne="http://schemas.microsoft.com/office/word/2006/wordml" xmlns:wps="http://schemas.microsoft.com/office/word/2010/wordprocessingShape" mc:Ignorable="w14 w15 w16se w16cid w16 w16cex w16sdtdh w16sdtfl w16du wp14">
+<w:hdr xmlns:wpc="http://schemas.microsoft.com/office/word/2010/wordprocessingCanvas" xmlns:cx="http://schemas.microsoft.com/office/drawing/2014/chartex" xmlns:mc="http://schemas.openxmlformats.org/markup-compatibility/2006" xmlns:o="urn:schemas-microsoft-com:office:office" xmlns:r="http://schemas.openxmlformats.org/officeDocument/2006/relationships" xmlns:m="http://schemas.openxmlformats.org/officeDocument/2006/math" xmlns:v="urn:schemas-microsoft-com:vml" xmlns:wp14="http://schemas.microsoft.com/office/word/2010/wordprocessingDrawing" xmlns:wp="http://schemas.openxmlformats.org/drawingml/2006/wordprocessingDrawing" xmlns:w10="urn:schemas-microsoft-com:office:word" xmlns:w="http://schemas.openxmlformats.org/wordprocessingml/2006/main" xmlns:w14="http://schemas.microsoft.com/office/word/2010/wordml" xmlns:w15="http://schemas.microsoft.com/office/word/2012/wordml" xmlns:w16se="http://schemas.microsoft.com/office/word/2015/wordml/symex" xmlns:wpg="http://schemas.microsoft.com/office/word/2010/wordprocessingGroup" xmlns:wpi="http://schemas.microsoft.com/office/word/2010/wordprocessingInk" xmlns:wne="http://schemas.microsoft.com/office/word/2006/wordml" xmlns:wps="http://schemas.microsoft.com/office/word/2010/wordprocessingShape" mc:Ignorable="w14 w15 w16se wp14">
   <w:p>
     <w:pPr>
       <w:pStyle w:val="Encabezado"/>
@@ -1523,7 +1715,7 @@
           </v:handles>
           <o:lock v:ext="edit" text="t" shapetype="t"/>
         </v:shapetype>
-        <v:shape id="PowerPlusWaterMarkObject4924423" o:spid="_x0000_s1034" type="#_x0000_t136" style="position:absolute;left:0;text-align:left;margin-left:0;margin-top:0;width:519.2pt;height:103.8pt;rotation:315;z-index:-251651072;mso-position-horizontal:center;mso-position-horizontal-relative:margin;mso-position-vertical:center;mso-position-vertical-relative:margin" o:allowincell="f" fillcolor="silver" stroked="f">
+        <v:shape id="PowerPlusWaterMarkObject4924423" o:spid="_x0000_s2058" type="#_x0000_t136" style="position:absolute;left:0;text-align:left;margin-left:0;margin-top:0;width:519.2pt;height:103.8pt;rotation:315;z-index:-251651072;mso-position-horizontal:center;mso-position-horizontal-relative:margin;mso-position-vertical:center;mso-position-vertical-relative:margin" o:allowincell="f" fillcolor="silver" stroked="f">
           <v:fill opacity=".5"/>
           <v:textpath style="font-family:&quot;Aptos&quot;;font-size:1pt" string="SANTIAGO"/>
           <w10:wrap anchorx="margin" anchory="margin"/>
@@ -1609,6 +1801,7 @@
                             <w:dataBinding w:prefixMappings="xmlns:ns0='http://purl.org/dc/elements/1.1/' xmlns:ns1='http://schemas.openxmlformats.org/package/2006/metadata/core-properties' " w:xpath="/ns1:coreProperties[1]/ns0:title[1]" w:storeItemID="{6C3C8BC8-F283-45AE-878A-BAB7291924A1}"/>
                             <w:text/>
                           </w:sdtPr>
+                          <w:sdtEndPr/>
                           <w:sdtContent>
                             <w:p>
                               <w:pPr>
@@ -1651,7 +1844,7 @@
         </mc:Choice>
         <mc:Fallback>
           <w:pict>
-            <v:rect w14:anchorId="04B80F05" id="Rectángulo 200" o:spid="_x0000_s1026" style="position:absolute;left:0;text-align:left;margin-left:0;margin-top:0;width:468.5pt;height:21.3pt;z-index:-251657216;visibility:visible;mso-wrap-style:square;mso-width-percent:1000;mso-height-percent:27;mso-top-percent:45;mso-wrap-distance-left:9.35pt;mso-wrap-distance-top:0;mso-wrap-distance-right:9.35pt;mso-wrap-distance-bottom:0;mso-position-horizontal:center;mso-position-horizontal-relative:margin;mso-position-vertical-relative:page;mso-width-percent:1000;mso-height-percent:27;mso-top-percent:45;mso-width-relative:margin;mso-height-relative:page;v-text-anchor:middle" o:gfxdata="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" o:allowoverlap="f" fillcolor="#156082 [3204]" stroked="f" strokeweight="1.5pt">
+            <v:rect w14:anchorId="04B80F05" id="Rectángulo 200" o:spid="_x0000_s1026" style="position:absolute;left:0;text-align:left;margin-left:0;margin-top:0;width:468.5pt;height:21.3pt;z-index:-251657216;visibility:visible;mso-wrap-style:square;mso-width-percent:1000;mso-height-percent:27;mso-top-percent:45;mso-wrap-distance-left:9.35pt;mso-wrap-distance-top:0;mso-wrap-distance-right:9.35pt;mso-wrap-distance-bottom:0;mso-position-horizontal:center;mso-position-horizontal-relative:margin;mso-position-vertical-relative:page;mso-width-percent:1000;mso-height-percent:27;mso-top-percent:45;mso-width-relative:margin;mso-height-relative:page;v-text-anchor:middle" o:gfxdata="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" o:allowoverlap="f" fillcolor="#156082 [3204]" stroked="f" strokeweight="1.5pt">
               <v:textbox style="mso-fit-shape-to-text:t">
                 <w:txbxContent>
                   <w:sdt>
@@ -1666,6 +1859,7 @@
                       <w:dataBinding w:prefixMappings="xmlns:ns0='http://purl.org/dc/elements/1.1/' xmlns:ns1='http://schemas.openxmlformats.org/package/2006/metadata/core-properties' " w:xpath="/ns1:coreProperties[1]/ns0:title[1]" w:storeItemID="{6C3C8BC8-F283-45AE-878A-BAB7291924A1}"/>
                       <w:text/>
                     </w:sdtPr>
+                    <w:sdtEndPr/>
                     <w:sdtContent>
                       <w:p>
                         <w:pPr>
@@ -1699,7 +1893,7 @@
 </file>
 
 <file path=word/header3.xml><?xml version="1.0" encoding="utf-8"?>
-<w:hdr xmlns:wpc="http://schemas.microsoft.com/office/word/2010/wordprocessingCanvas" xmlns:cx="http://schemas.microsoft.com/office/drawing/2014/chartex" xmlns:cx1="http://schemas.microsoft.com/office/drawing/2015/9/8/chartex" xmlns:cx2="http://schemas.microsoft.com/office/drawing/2015/10/21/chartex" xmlns:cx3="http://schemas.microsoft.com/office/drawing/2016/5/9/chartex" xmlns:cx4="http://schemas.microsoft.com/office/drawing/2016/5/10/chartex" xmlns:cx5="http://schemas.microsoft.com/office/drawing/2016/5/11/chartex" xmlns:cx6="http://schemas.microsoft.com/office/drawing/2016/5/12/chartex" xmlns:cx7="http://schemas.microsoft.com/office/drawing/2016/5/13/chartex" xmlns:cx8="http://schemas.microsoft.com/office/drawing/2016/5/14/chartex" xmlns:mc="http://schemas.openxmlformats.org/markup-compatibility/2006" xmlns:aink="http://schemas.microsoft.com/office/drawing/2016/ink" xmlns:am3d="http://schemas.microsoft.com/office/drawing/2017/model3d" xmlns:o="urn:schemas-microsoft-com:office:office" xmlns:oel="http://schemas.microsoft.com/office/2019/extlst" xmlns:r="http://schemas.openxmlformats.org/officeDocument/2006/relationships" xmlns:m="http://schemas.openxmlformats.org/officeDocument/2006/math" xmlns:v="urn:schemas-microsoft-com:vml" xmlns:wp14="http://schemas.microsoft.com/office/word/2010/wordprocessingDrawing" xmlns:wp="http://schemas.openxmlformats.org/drawingml/2006/wordprocessingDrawing" xmlns:w10="urn:schemas-microsoft-com:office:word" xmlns:w="http://schemas.openxmlformats.org/wordprocessingml/2006/main" xmlns:w14="http://schemas.microsoft.com/office/word/2010/wordml" xmlns:w15="http://schemas.microsoft.com/office/word/2012/wordml" xmlns:w16cex="http://schemas.microsoft.com/office/word/2018/wordml/cex" xmlns:w16cid="http://schemas.microsoft.com/office/word/2016/wordml/cid" xmlns:w16="http://schemas.microsoft.com/office/word/2018/wordml" xmlns:w16du="http://schemas.microsoft.com/office/word/2023/wordml/word16du" xmlns:w16sdtdh="http://schemas.microsoft.com/office/word/2020/wordml/sdtdatahash" xmlns:w16sdtfl="http://schemas.microsoft.com/office/word/2024/wordml/sdtformatlock" xmlns:w16se="http://schemas.microsoft.com/office/word/2015/wordml/symex" xmlns:wpg="http://schemas.microsoft.com/office/word/2010/wordprocessingGroup" xmlns:wpi="http://schemas.microsoft.com/office/word/2010/wordprocessingInk" xmlns:wne="http://schemas.microsoft.com/office/word/2006/wordml" xmlns:wps="http://schemas.microsoft.com/office/word/2010/wordprocessingShape" mc:Ignorable="w14 w15 w16se w16cid w16 w16cex w16sdtdh w16sdtfl w16du wp14">
+<w:hdr xmlns:wpc="http://schemas.microsoft.com/office/word/2010/wordprocessingCanvas" xmlns:cx="http://schemas.microsoft.com/office/drawing/2014/chartex" xmlns:mc="http://schemas.openxmlformats.org/markup-compatibility/2006" xmlns:o="urn:schemas-microsoft-com:office:office" xmlns:r="http://schemas.openxmlformats.org/officeDocument/2006/relationships" xmlns:m="http://schemas.openxmlformats.org/officeDocument/2006/math" xmlns:v="urn:schemas-microsoft-com:vml" xmlns:wp14="http://schemas.microsoft.com/office/word/2010/wordprocessingDrawing" xmlns:wp="http://schemas.openxmlformats.org/drawingml/2006/wordprocessingDrawing" xmlns:w10="urn:schemas-microsoft-com:office:word" xmlns:w="http://schemas.openxmlformats.org/wordprocessingml/2006/main" xmlns:w14="http://schemas.microsoft.com/office/word/2010/wordml" xmlns:w15="http://schemas.microsoft.com/office/word/2012/wordml" xmlns:w16se="http://schemas.microsoft.com/office/word/2015/wordml/symex" xmlns:wpg="http://schemas.microsoft.com/office/word/2010/wordprocessingGroup" xmlns:wpi="http://schemas.microsoft.com/office/word/2010/wordprocessingInk" xmlns:wne="http://schemas.microsoft.com/office/word/2006/wordml" xmlns:wps="http://schemas.microsoft.com/office/word/2010/wordprocessingShape" mc:Ignorable="w14 w15 w16se wp14">
   <w:p>
     <w:pPr>
       <w:pStyle w:val="Encabezado"/>
@@ -1733,7 +1927,7 @@
           </v:handles>
           <o:lock v:ext="edit" text="t" shapetype="t"/>
         </v:shapetype>
-        <v:shape id="PowerPlusWaterMarkObject4924421" o:spid="_x0000_s1032" type="#_x0000_t136" style="position:absolute;left:0;text-align:left;margin-left:0;margin-top:0;width:519.2pt;height:103.8pt;rotation:315;z-index:-251655168;mso-position-horizontal:center;mso-position-horizontal-relative:margin;mso-position-vertical:center;mso-position-vertical-relative:margin" o:allowincell="f" fillcolor="silver" stroked="f">
+        <v:shape id="PowerPlusWaterMarkObject4924421" o:spid="_x0000_s2056" type="#_x0000_t136" style="position:absolute;left:0;text-align:left;margin-left:0;margin-top:0;width:519.2pt;height:103.8pt;rotation:315;z-index:-251655168;mso-position-horizontal:center;mso-position-horizontal-relative:margin;mso-position-vertical:center;mso-position-vertical-relative:margin" o:allowincell="f" fillcolor="silver" stroked="f">
           <v:fill opacity=".5"/>
           <v:textpath style="font-family:&quot;Aptos&quot;;font-size:1pt" string="SANTIAGO"/>
           <w10:wrap anchorx="margin" anchory="margin"/>
@@ -1745,7 +1939,7 @@
 </file>
 
 <file path=word/numbering.xml><?xml version="1.0" encoding="utf-8"?>
-<w:numbering xmlns:wpc="http://schemas.microsoft.com/office/word/2010/wordprocessingCanvas" xmlns:cx="http://schemas.microsoft.com/office/drawing/2014/chartex" xmlns:cx1="http://schemas.microsoft.com/office/drawing/2015/9/8/chartex" xmlns:cx2="http://schemas.microsoft.com/office/drawing/2015/10/21/chartex" xmlns:cx3="http://schemas.microsoft.com/office/drawing/2016/5/9/chartex" xmlns:cx4="http://schemas.microsoft.com/office/drawing/2016/5/10/chartex" xmlns:cx5="http://schemas.microsoft.com/office/drawing/2016/5/11/chartex" xmlns:cx6="http://schemas.microsoft.com/office/drawing/2016/5/12/chartex" xmlns:cx7="http://schemas.microsoft.com/office/drawing/2016/5/13/chartex" xmlns:cx8="http://schemas.microsoft.com/office/drawing/2016/5/14/chartex" xmlns:mc="http://schemas.openxmlformats.org/markup-compatibility/2006" xmlns:aink="http://schemas.microsoft.com/office/drawing/2016/ink" xmlns:am3d="http://schemas.microsoft.com/office/drawing/2017/model3d" xmlns:o="urn:schemas-microsoft-com:office:office" xmlns:oel="http://schemas.microsoft.com/office/2019/extlst" xmlns:r="http://schemas.openxmlformats.org/officeDocument/2006/relationships" xmlns:m="http://schemas.openxmlformats.org/officeDocument/2006/math" xmlns:v="urn:schemas-microsoft-com:vml" xmlns:wp14="http://schemas.microsoft.com/office/word/2010/wordprocessingDrawing" xmlns:wp="http://schemas.openxmlformats.org/drawingml/2006/wordprocessingDrawing" xmlns:w10="urn:schemas-microsoft-com:office:word" xmlns:w="http://schemas.openxmlformats.org/wordprocessingml/2006/main" xmlns:w14="http://schemas.microsoft.com/office/word/2010/wordml" xmlns:w15="http://schemas.microsoft.com/office/word/2012/wordml" xmlns:w16cex="http://schemas.microsoft.com/office/word/2018/wordml/cex" xmlns:w16cid="http://schemas.microsoft.com/office/word/2016/wordml/cid" xmlns:w16="http://schemas.microsoft.com/office/word/2018/wordml" xmlns:w16du="http://schemas.microsoft.com/office/word/2023/wordml/word16du" xmlns:w16sdtdh="http://schemas.microsoft.com/office/word/2020/wordml/sdtdatahash" xmlns:w16sdtfl="http://schemas.microsoft.com/office/word/2024/wordml/sdtformatlock" xmlns:w16se="http://schemas.microsoft.com/office/word/2015/wordml/symex" xmlns:wpg="http://schemas.microsoft.com/office/word/2010/wordprocessingGroup" xmlns:wpi="http://schemas.microsoft.com/office/word/2010/wordprocessingInk" xmlns:wne="http://schemas.microsoft.com/office/word/2006/wordml" xmlns:wps="http://schemas.microsoft.com/office/word/2010/wordprocessingShape" mc:Ignorable="w14 w15 w16se w16cid w16 w16cex w16sdtdh w16sdtfl w16du wp14">
+<w:numbering xmlns:wpc="http://schemas.microsoft.com/office/word/2010/wordprocessingCanvas" xmlns:cx="http://schemas.microsoft.com/office/drawing/2014/chartex" xmlns:mc="http://schemas.openxmlformats.org/markup-compatibility/2006" xmlns:o="urn:schemas-microsoft-com:office:office" xmlns:r="http://schemas.openxmlformats.org/officeDocument/2006/relationships" xmlns:m="http://schemas.openxmlformats.org/officeDocument/2006/math" xmlns:v="urn:schemas-microsoft-com:vml" xmlns:wp14="http://schemas.microsoft.com/office/word/2010/wordprocessingDrawing" xmlns:wp="http://schemas.openxmlformats.org/drawingml/2006/wordprocessingDrawing" xmlns:w10="urn:schemas-microsoft-com:office:word" xmlns:w="http://schemas.openxmlformats.org/wordprocessingml/2006/main" xmlns:w14="http://schemas.microsoft.com/office/word/2010/wordml" xmlns:w15="http://schemas.microsoft.com/office/word/2012/wordml" xmlns:w16se="http://schemas.microsoft.com/office/word/2015/wordml/symex" xmlns:wpg="http://schemas.microsoft.com/office/word/2010/wordprocessingGroup" xmlns:wpi="http://schemas.microsoft.com/office/word/2010/wordprocessingInk" xmlns:wne="http://schemas.microsoft.com/office/word/2006/wordml" xmlns:wps="http://schemas.microsoft.com/office/word/2010/wordprocessingShape" mc:Ignorable="w14 w15 w16se wp14">
   <w:abstractNum w:abstractNumId="0" w15:restartNumberingAfterBreak="0">
     <w:nsid w:val="0B307438"/>
     <w:multiLevelType w:val="multilevel"/>
@@ -1860,6 +2054,119 @@
     </w:lvl>
   </w:abstractNum>
   <w:abstractNum w:abstractNumId="1" w15:restartNumberingAfterBreak="0">
+    <w:nsid w:val="130B4534"/>
+    <w:multiLevelType w:val="hybridMultilevel"/>
+    <w:tmpl w:val="52FE5436"/>
+    <w:lvl w:ilvl="0" w:tplc="04090001">
+      <w:start w:val="1"/>
+      <w:numFmt w:val="bullet"/>
+      <w:lvlText w:val=""/>
+      <w:lvlJc w:val="left"/>
+      <w:pPr>
+        <w:ind w:left="720" w:hanging="360"/>
+      </w:pPr>
+      <w:rPr>
+        <w:rFonts w:ascii="Symbol" w:hAnsi="Symbol" w:hint="default"/>
+      </w:rPr>
+    </w:lvl>
+    <w:lvl w:ilvl="1" w:tplc="04090003" w:tentative="1">
+      <w:start w:val="1"/>
+      <w:numFmt w:val="bullet"/>
+      <w:lvlText w:val="o"/>
+      <w:lvlJc w:val="left"/>
+      <w:pPr>
+        <w:ind w:left="1440" w:hanging="360"/>
+      </w:pPr>
+      <w:rPr>
+        <w:rFonts w:ascii="Courier New" w:hAnsi="Courier New" w:cs="Courier New" w:hint="default"/>
+      </w:rPr>
+    </w:lvl>
+    <w:lvl w:ilvl="2" w:tplc="04090005" w:tentative="1">
+      <w:start w:val="1"/>
+      <w:numFmt w:val="bullet"/>
+      <w:lvlText w:val=""/>
+      <w:lvlJc w:val="left"/>
+      <w:pPr>
+        <w:ind w:left="2160" w:hanging="360"/>
+      </w:pPr>
+      <w:rPr>
+        <w:rFonts w:ascii="Wingdings" w:hAnsi="Wingdings" w:hint="default"/>
+      </w:rPr>
+    </w:lvl>
+    <w:lvl w:ilvl="3" w:tplc="04090001" w:tentative="1">
+      <w:start w:val="1"/>
+      <w:numFmt w:val="bullet"/>
+      <w:lvlText w:val=""/>
+      <w:lvlJc w:val="left"/>
+      <w:pPr>
+        <w:ind w:left="2880" w:hanging="360"/>
+      </w:pPr>
+      <w:rPr>
+        <w:rFonts w:ascii="Symbol" w:hAnsi="Symbol" w:hint="default"/>
+      </w:rPr>
+    </w:lvl>
+    <w:lvl w:ilvl="4" w:tplc="04090003" w:tentative="1">
+      <w:start w:val="1"/>
+      <w:numFmt w:val="bullet"/>
+      <w:lvlText w:val="o"/>
+      <w:lvlJc w:val="left"/>
+      <w:pPr>
+        <w:ind w:left="3600" w:hanging="360"/>
+      </w:pPr>
+      <w:rPr>
+        <w:rFonts w:ascii="Courier New" w:hAnsi="Courier New" w:cs="Courier New" w:hint="default"/>
+      </w:rPr>
+    </w:lvl>
+    <w:lvl w:ilvl="5" w:tplc="04090005" w:tentative="1">
+      <w:start w:val="1"/>
+      <w:numFmt w:val="bullet"/>
+      <w:lvlText w:val=""/>
+      <w:lvlJc w:val="left"/>
+      <w:pPr>
+        <w:ind w:left="4320" w:hanging="360"/>
+      </w:pPr>
+      <w:rPr>
+        <w:rFonts w:ascii="Wingdings" w:hAnsi="Wingdings" w:hint="default"/>
+      </w:rPr>
+    </w:lvl>
+    <w:lvl w:ilvl="6" w:tplc="04090001" w:tentative="1">
+      <w:start w:val="1"/>
+      <w:numFmt w:val="bullet"/>
+      <w:lvlText w:val=""/>
+      <w:lvlJc w:val="left"/>
+      <w:pPr>
+        <w:ind w:left="5040" w:hanging="360"/>
+      </w:pPr>
+      <w:rPr>
+        <w:rFonts w:ascii="Symbol" w:hAnsi="Symbol" w:hint="default"/>
+      </w:rPr>
+    </w:lvl>
+    <w:lvl w:ilvl="7" w:tplc="04090003" w:tentative="1">
+      <w:start w:val="1"/>
+      <w:numFmt w:val="bullet"/>
+      <w:lvlText w:val="o"/>
+      <w:lvlJc w:val="left"/>
+      <w:pPr>
+        <w:ind w:left="5760" w:hanging="360"/>
+      </w:pPr>
+      <w:rPr>
+        <w:rFonts w:ascii="Courier New" w:hAnsi="Courier New" w:cs="Courier New" w:hint="default"/>
+      </w:rPr>
+    </w:lvl>
+    <w:lvl w:ilvl="8" w:tplc="04090005" w:tentative="1">
+      <w:start w:val="1"/>
+      <w:numFmt w:val="bullet"/>
+      <w:lvlText w:val=""/>
+      <w:lvlJc w:val="left"/>
+      <w:pPr>
+        <w:ind w:left="6480" w:hanging="360"/>
+      </w:pPr>
+      <w:rPr>
+        <w:rFonts w:ascii="Wingdings" w:hAnsi="Wingdings" w:hint="default"/>
+      </w:rPr>
+    </w:lvl>
+  </w:abstractNum>
+  <w:abstractNum w:abstractNumId="2" w15:restartNumberingAfterBreak="0">
     <w:nsid w:val="193B3514"/>
     <w:multiLevelType w:val="multilevel"/>
     <w:tmpl w:val="FE50F0AE"/>
@@ -2008,7 +2315,7 @@
       </w:rPr>
     </w:lvl>
   </w:abstractNum>
-  <w:abstractNum w:abstractNumId="2" w15:restartNumberingAfterBreak="0">
+  <w:abstractNum w:abstractNumId="3" w15:restartNumberingAfterBreak="0">
     <w:nsid w:val="28CE2606"/>
     <w:multiLevelType w:val="multilevel"/>
     <w:tmpl w:val="EB4C4B4E"/>
@@ -2157,7 +2464,7 @@
       </w:rPr>
     </w:lvl>
   </w:abstractNum>
-  <w:abstractNum w:abstractNumId="3" w15:restartNumberingAfterBreak="0">
+  <w:abstractNum w:abstractNumId="4" w15:restartNumberingAfterBreak="0">
     <w:nsid w:val="3C9013A8"/>
     <w:multiLevelType w:val="multilevel"/>
     <w:tmpl w:val="90A470F0"/>
@@ -2306,32 +2613,142 @@
       </w:rPr>
     </w:lvl>
   </w:abstractNum>
-  <w:num w:numId="1" w16cid:durableId="894126228">
+  <w:abstractNum w:abstractNumId="5" w15:restartNumberingAfterBreak="0">
+    <w:nsid w:val="6E8B16C1"/>
+    <w:multiLevelType w:val="hybridMultilevel"/>
+    <w:tmpl w:val="632AB206"/>
+    <w:lvl w:ilvl="0" w:tplc="080A0001">
+      <w:start w:val="1"/>
+      <w:numFmt w:val="bullet"/>
+      <w:lvlText w:val=""/>
+      <w:lvlJc w:val="left"/>
+      <w:pPr>
+        <w:ind w:left="720" w:hanging="360"/>
+      </w:pPr>
+      <w:rPr>
+        <w:rFonts w:ascii="Symbol" w:hAnsi="Symbol" w:hint="default"/>
+      </w:rPr>
+    </w:lvl>
+    <w:lvl w:ilvl="1" w:tplc="080A0003" w:tentative="1">
+      <w:start w:val="1"/>
+      <w:numFmt w:val="bullet"/>
+      <w:lvlText w:val="o"/>
+      <w:lvlJc w:val="left"/>
+      <w:pPr>
+        <w:ind w:left="1440" w:hanging="360"/>
+      </w:pPr>
+      <w:rPr>
+        <w:rFonts w:ascii="Courier New" w:hAnsi="Courier New" w:cs="Courier New" w:hint="default"/>
+      </w:rPr>
+    </w:lvl>
+    <w:lvl w:ilvl="2" w:tplc="080A0005" w:tentative="1">
+      <w:start w:val="1"/>
+      <w:numFmt w:val="bullet"/>
+      <w:lvlText w:val=""/>
+      <w:lvlJc w:val="left"/>
+      <w:pPr>
+        <w:ind w:left="2160" w:hanging="360"/>
+      </w:pPr>
+      <w:rPr>
+        <w:rFonts w:ascii="Wingdings" w:hAnsi="Wingdings" w:hint="default"/>
+      </w:rPr>
+    </w:lvl>
+    <w:lvl w:ilvl="3" w:tplc="080A0001" w:tentative="1">
+      <w:start w:val="1"/>
+      <w:numFmt w:val="bullet"/>
+      <w:lvlText w:val=""/>
+      <w:lvlJc w:val="left"/>
+      <w:pPr>
+        <w:ind w:left="2880" w:hanging="360"/>
+      </w:pPr>
+      <w:rPr>
+        <w:rFonts w:ascii="Symbol" w:hAnsi="Symbol" w:hint="default"/>
+      </w:rPr>
+    </w:lvl>
+    <w:lvl w:ilvl="4" w:tplc="080A0003" w:tentative="1">
+      <w:start w:val="1"/>
+      <w:numFmt w:val="bullet"/>
+      <w:lvlText w:val="o"/>
+      <w:lvlJc w:val="left"/>
+      <w:pPr>
+        <w:ind w:left="3600" w:hanging="360"/>
+      </w:pPr>
+      <w:rPr>
+        <w:rFonts w:ascii="Courier New" w:hAnsi="Courier New" w:cs="Courier New" w:hint="default"/>
+      </w:rPr>
+    </w:lvl>
+    <w:lvl w:ilvl="5" w:tplc="080A0005" w:tentative="1">
+      <w:start w:val="1"/>
+      <w:numFmt w:val="bullet"/>
+      <w:lvlText w:val=""/>
+      <w:lvlJc w:val="left"/>
+      <w:pPr>
+        <w:ind w:left="4320" w:hanging="360"/>
+      </w:pPr>
+      <w:rPr>
+        <w:rFonts w:ascii="Wingdings" w:hAnsi="Wingdings" w:hint="default"/>
+      </w:rPr>
+    </w:lvl>
+    <w:lvl w:ilvl="6" w:tplc="080A0001" w:tentative="1">
+      <w:start w:val="1"/>
+      <w:numFmt w:val="bullet"/>
+      <w:lvlText w:val=""/>
+      <w:lvlJc w:val="left"/>
+      <w:pPr>
+        <w:ind w:left="5040" w:hanging="360"/>
+      </w:pPr>
+      <w:rPr>
+        <w:rFonts w:ascii="Symbol" w:hAnsi="Symbol" w:hint="default"/>
+      </w:rPr>
+    </w:lvl>
+    <w:lvl w:ilvl="7" w:tplc="080A0003" w:tentative="1">
+      <w:start w:val="1"/>
+      <w:numFmt w:val="bullet"/>
+      <w:lvlText w:val="o"/>
+      <w:lvlJc w:val="left"/>
+      <w:pPr>
+        <w:ind w:left="5760" w:hanging="360"/>
+      </w:pPr>
+      <w:rPr>
+        <w:rFonts w:ascii="Courier New" w:hAnsi="Courier New" w:cs="Courier New" w:hint="default"/>
+      </w:rPr>
+    </w:lvl>
+    <w:lvl w:ilvl="8" w:tplc="080A0005" w:tentative="1">
+      <w:start w:val="1"/>
+      <w:numFmt w:val="bullet"/>
+      <w:lvlText w:val=""/>
+      <w:lvlJc w:val="left"/>
+      <w:pPr>
+        <w:ind w:left="6480" w:hanging="360"/>
+      </w:pPr>
+      <w:rPr>
+        <w:rFonts w:ascii="Wingdings" w:hAnsi="Wingdings" w:hint="default"/>
+      </w:rPr>
+    </w:lvl>
+  </w:abstractNum>
+  <w:num w:numId="1">
+    <w:abstractNumId w:val="3"/>
+  </w:num>
+  <w:num w:numId="2">
+    <w:abstractNumId w:val="4"/>
+  </w:num>
+  <w:num w:numId="3">
+    <w:abstractNumId w:val="0"/>
+  </w:num>
+  <w:num w:numId="4">
     <w:abstractNumId w:val="2"/>
   </w:num>
-  <w:num w:numId="2" w16cid:durableId="221715801">
-    <w:abstractNumId w:val="3"/>
+  <w:num w:numId="5">
+    <w:abstractNumId w:val="1"/>
   </w:num>
-  <w:num w:numId="3" w16cid:durableId="565843281">
-    <w:abstractNumId w:val="0"/>
-  </w:num>
-  <w:num w:numId="4" w16cid:durableId="1897742754">
-    <w:abstractNumId w:val="1"/>
-    <w:lvlOverride w:ilvl="0"/>
-    <w:lvlOverride w:ilvl="1"/>
-    <w:lvlOverride w:ilvl="2"/>
-    <w:lvlOverride w:ilvl="3"/>
-    <w:lvlOverride w:ilvl="4"/>
-    <w:lvlOverride w:ilvl="5"/>
-    <w:lvlOverride w:ilvl="6"/>
-    <w:lvlOverride w:ilvl="7"/>
-    <w:lvlOverride w:ilvl="8"/>
+  <w:num w:numId="6">
+    <w:abstractNumId w:val="5"/>
   </w:num>
 </w:numbering>
 </file>
 
 <file path=word/styles.xml><?xml version="1.0" encoding="utf-8"?>
-<w:styles xmlns:mc="http://schemas.openxmlformats.org/markup-compatibility/2006" xmlns:r="http://schemas.openxmlformats.org/officeDocument/2006/relationships" xmlns:w="http://schemas.openxmlformats.org/wordprocessingml/2006/main" xmlns:w14="http://schemas.microsoft.com/office/word/2010/wordml" xmlns:w15="http://schemas.microsoft.com/office/word/2012/wordml" xmlns:w16cex="http://schemas.microsoft.com/office/word/2018/wordml/cex" xmlns:w16cid="http://schemas.microsoft.com/office/word/2016/wordml/cid" xmlns:w16="http://schemas.microsoft.com/office/word/2018/wordml" xmlns:w16du="http://schemas.microsoft.com/office/word/2023/wordml/word16du" xmlns:w16sdtdh="http://schemas.microsoft.com/office/word/2020/wordml/sdtdatahash" xmlns:w16sdtfl="http://schemas.microsoft.com/office/word/2024/wordml/sdtformatlock" xmlns:w16se="http://schemas.microsoft.com/office/word/2015/wordml/symex" mc:Ignorable="w14 w15 w16se w16cid w16 w16cex w16sdtdh w16sdtfl w16du">
+<w:styles xmlns:mc="http://schemas.openxmlformats.org/markup-compatibility/2006" xmlns:r="http://schemas.openxmlformats.org/officeDocument/2006/relationships" xmlns:w="http://schemas.openxmlformats.org/wordprocessingml/2006/main" xmlns:w14="http://schemas.microsoft.com/office/word/2010/wordml" xmlns:w15="http://schemas.microsoft.com/office/word/2012/wordml" xmlns:w16se="http://schemas.microsoft.com/office/word/2015/wordml/symex" mc:Ignorable="w14 w15 w16se">
   <w:docDefaults>
     <w:rPrDefault>
       <w:rPr>
@@ -2348,7 +2765,7 @@
       </w:pPr>
     </w:pPrDefault>
   </w:docDefaults>
-  <w:latentStyles w:defLockedState="0" w:defUIPriority="99" w:defSemiHidden="0" w:defUnhideWhenUsed="0" w:defQFormat="0" w:count="376">
+  <w:latentStyles w:defLockedState="0" w:defUIPriority="99" w:defSemiHidden="0" w:defUnhideWhenUsed="0" w:defQFormat="0" w:count="371">
     <w:lsdException w:name="Normal" w:uiPriority="0" w:qFormat="1"/>
     <w:lsdException w:name="heading 1" w:uiPriority="9" w:qFormat="1"/>
     <w:lsdException w:name="heading 2" w:semiHidden="1" w:uiPriority="9" w:unhideWhenUsed="1" w:qFormat="1"/>
@@ -2720,11 +3137,6 @@
     <w:lsdException w:name="List Table 5 Dark Accent 6" w:uiPriority="50"/>
     <w:lsdException w:name="List Table 6 Colorful Accent 6" w:uiPriority="51"/>
     <w:lsdException w:name="List Table 7 Colorful Accent 6" w:uiPriority="52"/>
-    <w:lsdException w:name="Mention" w:semiHidden="1" w:unhideWhenUsed="1"/>
-    <w:lsdException w:name="Smart Hyperlink" w:semiHidden="1" w:unhideWhenUsed="1"/>
-    <w:lsdException w:name="Hashtag" w:semiHidden="1" w:unhideWhenUsed="1"/>
-    <w:lsdException w:name="Unresolved Mention" w:semiHidden="1" w:unhideWhenUsed="1"/>
-    <w:lsdException w:name="Smart Link" w:semiHidden="1" w:unhideWhenUsed="1"/>
   </w:latentStyles>
   <w:style w:type="paragraph" w:default="1" w:styleId="Normal">
     <w:name w:val="Normal"/>
@@ -2936,6 +3348,7 @@
   <w:style w:type="character" w:default="1" w:styleId="Fuentedeprrafopredeter">
     <w:name w:val="Default Paragraph Font"/>
     <w:uiPriority w:val="1"/>
+    <w:semiHidden/>
     <w:unhideWhenUsed/>
   </w:style>
   <w:style w:type="table" w:default="1" w:styleId="Tablanormal">
@@ -3272,7 +3685,7 @@
       <w:szCs w:val="18"/>
     </w:rPr>
   </w:style>
-  <w:style w:type="character" w:styleId="Fuerte">
+  <w:style w:type="character" w:styleId="Textoennegrita">
     <w:name w:val="Strong"/>
     <w:basedOn w:val="Fuentedeprrafopredeter"/>
     <w:uiPriority w:val="22"/>
@@ -3421,7 +3834,7 @@
 </file>
 
 <file path=word/glossary/document.xml><?xml version="1.0" encoding="utf-8"?>
-<w:glossaryDocument xmlns:wpc="http://schemas.microsoft.com/office/word/2010/wordprocessingCanvas" xmlns:cx="http://schemas.microsoft.com/office/drawing/2014/chartex" xmlns:cx1="http://schemas.microsoft.com/office/drawing/2015/9/8/chartex" xmlns:cx2="http://schemas.microsoft.com/office/drawing/2015/10/21/chartex" xmlns:cx3="http://schemas.microsoft.com/office/drawing/2016/5/9/chartex" xmlns:cx4="http://schemas.microsoft.com/office/drawing/2016/5/10/chartex" xmlns:cx5="http://schemas.microsoft.com/office/drawing/2016/5/11/chartex" xmlns:cx6="http://schemas.microsoft.com/office/drawing/2016/5/12/chartex" xmlns:cx7="http://schemas.microsoft.com/office/drawing/2016/5/13/chartex" xmlns:cx8="http://schemas.microsoft.com/office/drawing/2016/5/14/chartex" xmlns:mc="http://schemas.openxmlformats.org/markup-compatibility/2006" xmlns:aink="http://schemas.microsoft.com/office/drawing/2016/ink" xmlns:am3d="http://schemas.microsoft.com/office/drawing/2017/model3d" xmlns:o="urn:schemas-microsoft-com:office:office" xmlns:oel="http://schemas.microsoft.com/office/2019/extlst" xmlns:r="http://schemas.openxmlformats.org/officeDocument/2006/relationships" xmlns:m="http://schemas.openxmlformats.org/officeDocument/2006/math" xmlns:v="urn:schemas-microsoft-com:vml" xmlns:wp14="http://schemas.microsoft.com/office/word/2010/wordprocessingDrawing" xmlns:wp="http://schemas.openxmlformats.org/drawingml/2006/wordprocessingDrawing" xmlns:w10="urn:schemas-microsoft-com:office:word" xmlns:w="http://schemas.openxmlformats.org/wordprocessingml/2006/main" xmlns:w14="http://schemas.microsoft.com/office/word/2010/wordml" xmlns:w15="http://schemas.microsoft.com/office/word/2012/wordml" xmlns:w16cex="http://schemas.microsoft.com/office/word/2018/wordml/cex" xmlns:w16cid="http://schemas.microsoft.com/office/word/2016/wordml/cid" xmlns:w16="http://schemas.microsoft.com/office/word/2018/wordml" xmlns:w16du="http://schemas.microsoft.com/office/word/2023/wordml/word16du" xmlns:w16sdtdh="http://schemas.microsoft.com/office/word/2020/wordml/sdtdatahash" xmlns:w16sdtfl="http://schemas.microsoft.com/office/word/2024/wordml/sdtformatlock" xmlns:w16se="http://schemas.microsoft.com/office/word/2015/wordml/symex" xmlns:wpg="http://schemas.microsoft.com/office/word/2010/wordprocessingGroup" xmlns:wpi="http://schemas.microsoft.com/office/word/2010/wordprocessingInk" xmlns:wne="http://schemas.microsoft.com/office/word/2006/wordml" xmlns:wps="http://schemas.microsoft.com/office/word/2010/wordprocessingShape" mc:Ignorable="w14 w15 w16se w16cid w16 w16cex w16sdtdh w16sdtfl w16du wp14">
+<w:glossaryDocument xmlns:wpc="http://schemas.microsoft.com/office/word/2010/wordprocessingCanvas" xmlns:cx="http://schemas.microsoft.com/office/drawing/2014/chartex" xmlns:mc="http://schemas.openxmlformats.org/markup-compatibility/2006" xmlns:o="urn:schemas-microsoft-com:office:office" xmlns:r="http://schemas.openxmlformats.org/officeDocument/2006/relationships" xmlns:m="http://schemas.openxmlformats.org/officeDocument/2006/math" xmlns:v="urn:schemas-microsoft-com:vml" xmlns:wp14="http://schemas.microsoft.com/office/word/2010/wordprocessingDrawing" xmlns:wp="http://schemas.openxmlformats.org/drawingml/2006/wordprocessingDrawing" xmlns:w10="urn:schemas-microsoft-com:office:word" xmlns:w="http://schemas.openxmlformats.org/wordprocessingml/2006/main" xmlns:w14="http://schemas.microsoft.com/office/word/2010/wordml" xmlns:w15="http://schemas.microsoft.com/office/word/2012/wordml" xmlns:w16se="http://schemas.microsoft.com/office/word/2015/wordml/symex" xmlns:wpg="http://schemas.microsoft.com/office/word/2010/wordprocessingGroup" xmlns:wpi="http://schemas.microsoft.com/office/word/2010/wordprocessingInk" xmlns:wne="http://schemas.microsoft.com/office/word/2006/wordml" xmlns:wps="http://schemas.microsoft.com/office/word/2010/wordprocessingShape" mc:Ignorable="w14 w15 w16se wp14">
   <w:docParts>
     <w:docPart>
       <w:docPartPr>
@@ -3459,7 +3872,7 @@
 </file>
 
 <file path=word/glossary/fontTable.xml><?xml version="1.0" encoding="utf-8"?>
-<w:fonts xmlns:mc="http://schemas.openxmlformats.org/markup-compatibility/2006" xmlns:r="http://schemas.openxmlformats.org/officeDocument/2006/relationships" xmlns:w="http://schemas.openxmlformats.org/wordprocessingml/2006/main" xmlns:w14="http://schemas.microsoft.com/office/word/2010/wordml" xmlns:w15="http://schemas.microsoft.com/office/word/2012/wordml" xmlns:w16cex="http://schemas.microsoft.com/office/word/2018/wordml/cex" xmlns:w16cid="http://schemas.microsoft.com/office/word/2016/wordml/cid" xmlns:w16="http://schemas.microsoft.com/office/word/2018/wordml" xmlns:w16du="http://schemas.microsoft.com/office/word/2023/wordml/word16du" xmlns:w16sdtdh="http://schemas.microsoft.com/office/word/2020/wordml/sdtdatahash" xmlns:w16sdtfl="http://schemas.microsoft.com/office/word/2024/wordml/sdtformatlock" xmlns:w16se="http://schemas.microsoft.com/office/word/2015/wordml/symex" mc:Ignorable="w14 w15 w16se w16cid w16 w16cex w16sdtdh w16sdtfl w16du">
+<w:fonts xmlns:mc="http://schemas.openxmlformats.org/markup-compatibility/2006" xmlns:r="http://schemas.openxmlformats.org/officeDocument/2006/relationships" xmlns:w="http://schemas.openxmlformats.org/wordprocessingml/2006/main" xmlns:w14="http://schemas.microsoft.com/office/word/2010/wordml" xmlns:w15="http://schemas.microsoft.com/office/word/2012/wordml" xmlns:w16se="http://schemas.microsoft.com/office/word/2015/wordml/symex" mc:Ignorable="w14 w15 w16se">
   <w:font w:name="Symbol">
     <w:panose1 w:val="05050102010706020507"/>
     <w:charset w:val="02"/>
@@ -3489,6 +3902,7 @@
     <w:sig w:usb0="00000000" w:usb1="10000000" w:usb2="00000000" w:usb3="00000000" w:csb0="80000000" w:csb1="00000000"/>
   </w:font>
   <w:font w:name="Aptos">
+    <w:altName w:val="Arial"/>
     <w:charset w:val="00"/>
     <w:family w:val="swiss"/>
     <w:pitch w:val="variable"/>
@@ -3519,7 +3933,7 @@
 </file>
 
 <file path=word/glossary/settings.xml><?xml version="1.0" encoding="utf-8"?>
-<w:settings xmlns:mc="http://schemas.openxmlformats.org/markup-compatibility/2006" xmlns:o="urn:schemas-microsoft-com:office:office" xmlns:r="http://schemas.openxmlformats.org/officeDocument/2006/relationships" xmlns:m="http://schemas.openxmlformats.org/officeDocument/2006/math" xmlns:v="urn:schemas-microsoft-com:vml" xmlns:w10="urn:schemas-microsoft-com:office:word" xmlns:w="http://schemas.openxmlformats.org/wordprocessingml/2006/main" xmlns:w14="http://schemas.microsoft.com/office/word/2010/wordml" xmlns:w15="http://schemas.microsoft.com/office/word/2012/wordml" xmlns:w16cex="http://schemas.microsoft.com/office/word/2018/wordml/cex" xmlns:w16cid="http://schemas.microsoft.com/office/word/2016/wordml/cid" xmlns:w16="http://schemas.microsoft.com/office/word/2018/wordml" xmlns:w16du="http://schemas.microsoft.com/office/word/2023/wordml/word16du" xmlns:w16sdtdh="http://schemas.microsoft.com/office/word/2020/wordml/sdtdatahash" xmlns:w16sdtfl="http://schemas.microsoft.com/office/word/2024/wordml/sdtformatlock" xmlns:w16se="http://schemas.microsoft.com/office/word/2015/wordml/symex" xmlns:sl="http://schemas.openxmlformats.org/schemaLibrary/2006/main" mc:Ignorable="w14 w15 w16se w16cid w16 w16cex w16sdtdh w16sdtfl w16du">
+<w:settings xmlns:mc="http://schemas.openxmlformats.org/markup-compatibility/2006" xmlns:o="urn:schemas-microsoft-com:office:office" xmlns:r="http://schemas.openxmlformats.org/officeDocument/2006/relationships" xmlns:m="http://schemas.openxmlformats.org/officeDocument/2006/math" xmlns:v="urn:schemas-microsoft-com:vml" xmlns:w10="urn:schemas-microsoft-com:office:word" xmlns:w="http://schemas.openxmlformats.org/wordprocessingml/2006/main" xmlns:w14="http://schemas.microsoft.com/office/word/2010/wordml" xmlns:w15="http://schemas.microsoft.com/office/word/2012/wordml" xmlns:w16se="http://schemas.microsoft.com/office/word/2015/wordml/symex" xmlns:sl="http://schemas.openxmlformats.org/schemaLibrary/2006/main" mc:Ignorable="w14 w15 w16se">
   <w:view w:val="normal"/>
   <w:defaultTabStop w:val="708"/>
   <w:hyphenationZone w:val="425"/>
@@ -3531,7 +3945,6 @@
     <w:compatSetting w:name="enableOpenTypeFeatures" w:uri="http://schemas.microsoft.com/office/word" w:val="1"/>
     <w:compatSetting w:name="doNotFlipMirrorIndents" w:uri="http://schemas.microsoft.com/office/word" w:val="1"/>
     <w:compatSetting w:name="differentiateMultirowTableHeaders" w:uri="http://schemas.microsoft.com/office/word" w:val="1"/>
-    <w:compatSetting w:name="useWord2013TrackBottomHyphenation" w:uri="http://schemas.microsoft.com/office/word" w:val="1"/>
   </w:compat>
   <w:rsids>
     <w:rsidRoot w:val="00A22991"/>
@@ -3542,6 +3955,7 @@
     <w:rsid w:val="005D5CCB"/>
     <w:rsid w:val="00647FCD"/>
     <w:rsid w:val="006F24FE"/>
+    <w:rsid w:val="00856D31"/>
     <w:rsid w:val="00963142"/>
     <w:rsid w:val="0096634E"/>
     <w:rsid w:val="00A22991"/>
@@ -3570,7 +3984,7 @@
 </file>
 
 <file path=word/glossary/styles.xml><?xml version="1.0" encoding="utf-8"?>
-<w:styles xmlns:mc="http://schemas.openxmlformats.org/markup-compatibility/2006" xmlns:r="http://schemas.openxmlformats.org/officeDocument/2006/relationships" xmlns:w="http://schemas.openxmlformats.org/wordprocessingml/2006/main" xmlns:w14="http://schemas.microsoft.com/office/word/2010/wordml" xmlns:w15="http://schemas.microsoft.com/office/word/2012/wordml" xmlns:w16cex="http://schemas.microsoft.com/office/word/2018/wordml/cex" xmlns:w16cid="http://schemas.microsoft.com/office/word/2016/wordml/cid" xmlns:w16="http://schemas.microsoft.com/office/word/2018/wordml" xmlns:w16du="http://schemas.microsoft.com/office/word/2023/wordml/word16du" xmlns:w16sdtdh="http://schemas.microsoft.com/office/word/2020/wordml/sdtdatahash" xmlns:w16sdtfl="http://schemas.microsoft.com/office/word/2024/wordml/sdtformatlock" xmlns:w16se="http://schemas.microsoft.com/office/word/2015/wordml/symex" mc:Ignorable="w14 w15 w16se w16cid w16 w16cex w16sdtdh w16sdtfl w16du">
+<w:styles xmlns:mc="http://schemas.openxmlformats.org/markup-compatibility/2006" xmlns:r="http://schemas.openxmlformats.org/officeDocument/2006/relationships" xmlns:w="http://schemas.openxmlformats.org/wordprocessingml/2006/main" xmlns:w14="http://schemas.microsoft.com/office/word/2010/wordml" xmlns:w15="http://schemas.microsoft.com/office/word/2012/wordml" xmlns:w16se="http://schemas.microsoft.com/office/word/2015/wordml/symex" mc:Ignorable="w14 w15 w16se">
   <w:docDefaults>
     <w:rPrDefault>
       <w:rPr>
@@ -3588,7 +4002,7 @@
       </w:pPr>
     </w:pPrDefault>
   </w:docDefaults>
-  <w:latentStyles w:defLockedState="0" w:defUIPriority="99" w:defSemiHidden="0" w:defUnhideWhenUsed="0" w:defQFormat="0" w:count="376">
+  <w:latentStyles w:defLockedState="0" w:defUIPriority="99" w:defSemiHidden="0" w:defUnhideWhenUsed="0" w:defQFormat="0" w:count="371">
     <w:lsdException w:name="Normal" w:uiPriority="0" w:qFormat="1"/>
     <w:lsdException w:name="heading 1" w:uiPriority="9" w:qFormat="1"/>
     <w:lsdException w:name="heading 2" w:semiHidden="1" w:uiPriority="9" w:unhideWhenUsed="1" w:qFormat="1"/>
@@ -3960,11 +4374,6 @@
     <w:lsdException w:name="List Table 5 Dark Accent 6" w:uiPriority="50"/>
     <w:lsdException w:name="List Table 6 Colorful Accent 6" w:uiPriority="51"/>
     <w:lsdException w:name="List Table 7 Colorful Accent 6" w:uiPriority="52"/>
-    <w:lsdException w:name="Mention" w:semiHidden="1" w:unhideWhenUsed="1"/>
-    <w:lsdException w:name="Smart Hyperlink" w:semiHidden="1" w:unhideWhenUsed="1"/>
-    <w:lsdException w:name="Hashtag" w:semiHidden="1" w:unhideWhenUsed="1"/>
-    <w:lsdException w:name="Unresolved Mention" w:semiHidden="1" w:unhideWhenUsed="1"/>
-    <w:lsdException w:name="Smart Link" w:semiHidden="1" w:unhideWhenUsed="1"/>
   </w:latentStyles>
   <w:style w:type="paragraph" w:default="1" w:styleId="Normal">
     <w:name w:val="Normal"/>
@@ -4005,7 +4414,7 @@
 </file>
 
 <file path=word/glossary/webSettings.xml><?xml version="1.0" encoding="utf-8"?>
-<w:webSettings xmlns:mc="http://schemas.openxmlformats.org/markup-compatibility/2006" xmlns:r="http://schemas.openxmlformats.org/officeDocument/2006/relationships" xmlns:w="http://schemas.openxmlformats.org/wordprocessingml/2006/main" xmlns:w14="http://schemas.microsoft.com/office/word/2010/wordml" xmlns:w15="http://schemas.microsoft.com/office/word/2012/wordml" xmlns:w16cex="http://schemas.microsoft.com/office/word/2018/wordml/cex" xmlns:w16cid="http://schemas.microsoft.com/office/word/2016/wordml/cid" xmlns:w16="http://schemas.microsoft.com/office/word/2018/wordml" xmlns:w16du="http://schemas.microsoft.com/office/word/2023/wordml/word16du" xmlns:w16sdtdh="http://schemas.microsoft.com/office/word/2020/wordml/sdtdatahash" xmlns:w16sdtfl="http://schemas.microsoft.com/office/word/2024/wordml/sdtformatlock" xmlns:w16se="http://schemas.microsoft.com/office/word/2015/wordml/symex" mc:Ignorable="w14 w15 w16se w16cid w16 w16cex w16sdtdh w16sdtfl w16du">
+<w:webSettings xmlns:mc="http://schemas.openxmlformats.org/markup-compatibility/2006" xmlns:r="http://schemas.openxmlformats.org/officeDocument/2006/relationships" xmlns:w="http://schemas.openxmlformats.org/wordprocessingml/2006/main" xmlns:w14="http://schemas.microsoft.com/office/word/2010/wordml" xmlns:w15="http://schemas.microsoft.com/office/word/2012/wordml" xmlns:w16se="http://schemas.microsoft.com/office/word/2015/wordml/symex" mc:Ignorable="w14 w15 w16se">
   <w:optimizeForBrowser/>
   <w:allowPNG/>
 </w:webSettings>
@@ -4331,7 +4740,7 @@
 </file>
 
 <file path=customXml/itemProps1.xml><?xml version="1.0" encoding="utf-8"?>
-<ds:datastoreItem xmlns:ds="http://schemas.openxmlformats.org/officeDocument/2006/customXml" ds:itemID="{679F9D53-4697-420A-986B-544AF0E9FBF8}">
+<ds:datastoreItem xmlns:ds="http://schemas.openxmlformats.org/officeDocument/2006/customXml" ds:itemID="{5CFCF2B8-D953-4273-AF90-58F2147EBFD2}">
   <ds:schemaRefs>
     <ds:schemaRef ds:uri="http://schemas.openxmlformats.org/officeDocument/2006/bibliography"/>
   </ds:schemaRefs>
